--- a/pr-preview/pr-78/chapters/03-observational-studies-tracked-changes.docx
+++ b/pr-preview/pr-78/chapters/03-observational-studies-tracked-changes.docx
@@ -474,7 +474,7 @@
     </w:p>
     <w:bookmarkEnd w:id="10"/>
     <w:bookmarkEnd w:id="11"/>
-    <w:bookmarkStart w:id="16" w:name="exchangeability-pp.-27-29"/>
+    <w:bookmarkStart w:id="17" w:name="exchangeability-pp.-27-29"/>
     <w:p>
       <w:pPr>
         <w:pStyle w:val="Heading2"/>
@@ -1109,31 +1109,13 @@
         <w:t xml:space="preserve">denotes statistical independence.</w:t>
       </w:r>
     </w:p>
-    <w:bookmarkStart w:id="14" w:name="exchangeability-and-confounding"/>
+    <w:bookmarkStart w:id="15" w:name="exchangeability-and-confounding"/>
     <w:p>
       <w:pPr>
         <w:pStyle w:val="Heading3"/>
       </w:pPr>
       <w:r>
         <w:t xml:space="preserve">2.1 Exchangeability and Confounding</w:t>
-      </w:r>
-    </w:p>
-    <w:p>
-      <w:pPr>
-        <w:pStyle w:val="FirstParagraph"/>
-      </w:pPr>
-      <w:r>
-        <w:rPr>
-          <w:b/>
-          <w:bCs/>
-        </w:rPr>
-        <w:t xml:space="preserve">Confounding</w:t>
-      </w:r>
-      <w:r>
-        <w:t xml:space="preserve"> </w:t>
-      </w:r>
-      <w:r>
-        <w:t xml:space="preserve">is the absence of exchangeability. When exchangeability fails, comparing treated and untreated groups yields a biased estimate of the causal effect.</w:t>
       </w:r>
     </w:p>
     <w:tbl>
@@ -1164,13 +1146,90 @@
           </w:tcPr>
           <w:p>
             <w:pPr>
+              <w:pStyle w:val="FirstParagraph"/>
+            </w:pPr>
+            <w:pPr>
+              <w:spacing w:before="16" w:after="64"/>
+            </w:pPr>
+          </w:p>
+          <w:bookmarkStart w:id="13" w:name="def-confounding-ch3"/>
+          <w:p>
+            <w:pPr>
               <w:pStyle w:val="BodyText"/>
             </w:pPr>
+            <w:r>
+              <w:rPr>
+                <w:b/>
+                <w:bCs/>
+              </w:rPr>
+              <w:t xml:space="preserve">Definition 3 (Confounding)</w:t>
+            </w:r>
+            <w:r>
+              <w:t xml:space="preserve"> </w:t>
+            </w:r>
+            <w:r>
+              <w:rPr>
+                <w:b/>
+                <w:bCs/>
+              </w:rPr>
+              <w:t xml:space="preserve">Confounding</w:t>
+            </w:r>
+            <w:r>
+              <w:t xml:space="preserve"> </w:t>
+            </w:r>
+            <w:r>
+              <w:t xml:space="preserve">is the absence of exchangeability. When exchangeability fails, comparing treated and untreated groups yields a biased estimate of the causal effect.</w:t>
+            </w:r>
+          </w:p>
+          <w:bookmarkEnd w:id="13"/>
+        </w:tc>
+      </w:tr>
+    </w:tbl>
+    <w:p>
+      <w:pPr>
+        <w:pStyle w:val="BodyText"/>
+      </w:pPr>
+      <w:ins w:id="34" w:author="PR Preview" w:date="2024-01-01T00:00:00Z">
+        <w:r>
+          <w:t xml:space="preserve"> </w:t>
+        </w:r>
+      </w:ins>
+    </w:p>
+    <w:tbl>
+      <w:tblPr>
+        <w:tblStyle w:val="Table"/>
+        <w:tblInd w:w="164" w:type="dxa"/>
+        <w:tblBorders>
+          <w:left w:val="single" w:sz="24" w:space="0" w:color="909090"/>
+        </w:tblBorders>
+        <w:tblCellMar>
+          <w:left w:w="0" w:type="dxa"/>
+          <w:right w:w="0" w:type="dxa"/>
+        </w:tblCellMar>
+        <w:tblLook w:firstRow="0" w:lastRow="0" w:firstColumn="0" w:lastColumn="0" w:noHBand="0" w:noVBand="0" w:val="0000"/>
+      </w:tblPr>
+      <w:tblGrid>
+        <w:gridCol w:w="7920"/>
+      </w:tblGrid>
+      <w:tr>
+        <w:trPr>
+          <w:cantSplit/>
+        </w:trPr>
+        <w:tc>
+          <w:tcPr>
+            <w:tcMar>
+              <w:left w:w="144" w:type="dxa"/>
+            </w:tcMar>
+          </w:tcPr>
+          <w:p>
+            <w:pPr>
+              <w:pStyle w:val="BodyText"/>
+            </w:pPr>
             <w:pPr>
               <w:spacing w:before="16" w:after="64"/>
             </w:pPr>
           </w:p>
-          <w:bookmarkStart w:id="13" w:name="exm-confounding"/>
+          <w:bookmarkStart w:id="14" w:name="exm-confounding"/>
           <w:p>
             <w:pPr>
               <w:pStyle w:val="BodyText"/>
@@ -1347,12 +1406,12 @@
               <w:t xml:space="preserve">The potential outcome under smoking is not independent of actual smoking status. The treated (smokers) are not exchangeable with the untreated (non-smokers).</w:t>
             </w:r>
           </w:p>
-          <w:bookmarkEnd w:id="13"/>
+          <w:bookmarkEnd w:id="14"/>
         </w:tc>
       </w:tr>
     </w:tbl>
-    <w:bookmarkEnd w:id="14"/>
-    <w:bookmarkStart w:id="15" w:name="achieving-conditional-exchangeability"/>
+    <w:bookmarkEnd w:id="15"/>
+    <w:bookmarkStart w:id="16" w:name="achieving-conditional-exchangeability"/>
     <w:p>
       <w:pPr>
         <w:pStyle w:val="Heading3"/>
@@ -1590,9 +1649,9 @@
         <w:t xml:space="preserve">—then conditional exchangeability fails, and our causal effect estimates will be biased.</w:t>
       </w:r>
     </w:p>
-    <w:bookmarkEnd w:id="15"/>
     <w:bookmarkEnd w:id="16"/>
-    <w:bookmarkStart w:id="20" w:name="positivity-pp.-29-30"/>
+    <w:bookmarkEnd w:id="17"/>
+    <w:bookmarkStart w:id="21" w:name="positivity-pp.-29-30"/>
     <w:p>
       <w:pPr>
         <w:pStyle w:val="Heading2"/>
@@ -1663,7 +1722,7 @@
               <w:spacing w:before="16" w:after="64"/>
             </w:pPr>
           </w:p>
-          <w:bookmarkStart w:id="17" w:name="def-positivity"/>
+          <w:bookmarkStart w:id="18" w:name="def-positivity"/>
           <w:p>
             <w:pPr>
               <w:pStyle w:val="BodyText"/>
@@ -1673,7 +1732,7 @@
                 <w:b/>
                 <w:bCs/>
               </w:rPr>
-              <w:t xml:space="preserve">Definition 3 (Positivity)</w:t>
+              <w:t xml:space="preserve">Definition 4 (Positivity)</w:t>
             </w:r>
             <w:r>
               <w:t xml:space="preserve"> </w:t>
@@ -1825,11 +1884,11 @@
               <w:t xml:space="preserve">In words: every individual has a non-zero probability of receiving every level of treatment, conditional on their measured covariates.</w:t>
             </w:r>
           </w:p>
-          <w:bookmarkEnd w:id="17"/>
+          <w:bookmarkEnd w:id="18"/>
         </w:tc>
       </w:tr>
     </w:tbl>
-    <w:bookmarkStart w:id="19" w:name="why-positivity-matters"/>
+    <w:bookmarkStart w:id="20" w:name="why-positivity-matters"/>
     <w:p>
       <w:pPr>
         <w:pStyle w:val="Heading3"/>
@@ -1891,7 +1950,7 @@
               <w:spacing w:before="16" w:after="64"/>
             </w:pPr>
           </w:p>
-          <w:bookmarkStart w:id="18" w:name="exm-positivity-violation"/>
+          <w:bookmarkStart w:id="19" w:name="exm-positivity-violation"/>
           <w:p>
             <w:pPr>
               <w:pStyle w:val="BodyText"/>
@@ -2062,7 +2121,7 @@
               <w:t xml:space="preserve">from the data because we have no treated 90-year-olds to observe.</w:t>
             </w:r>
           </w:p>
-          <w:bookmarkEnd w:id="18"/>
+          <w:bookmarkEnd w:id="19"/>
         </w:tc>
       </w:tr>
     </w:tbl>
@@ -2259,9 +2318,9 @@
         <w:t xml:space="preserve">is very close to 0 or 1) can also cause problems, leading to unstable estimates with large variance.</w:t>
       </w:r>
     </w:p>
-    <w:bookmarkEnd w:id="19"/>
     <w:bookmarkEnd w:id="20"/>
-    <w:bookmarkStart w:id="24" w:name="X1f240d6f3bf2cf9a7a3871c9e7585343853ea4a"/>
+    <w:bookmarkEnd w:id="21"/>
+    <w:bookmarkStart w:id="25" w:name="X1f240d6f3bf2cf9a7a3871c9e7585343853ea4a"/>
     <w:p>
       <w:pPr>
         <w:pStyle w:val="Heading2"/>
@@ -2332,7 +2391,7 @@
               <w:spacing w:before="16" w:after="64"/>
             </w:pPr>
           </w:p>
-          <w:bookmarkStart w:id="21" w:name="def-consistency"/>
+          <w:bookmarkStart w:id="22" w:name="def-consistency"/>
           <w:p>
             <w:pPr>
               <w:pStyle w:val="BodyText"/>
@@ -2342,7 +2401,7 @@
                 <w:b/>
                 <w:bCs/>
               </w:rPr>
-              <w:t xml:space="preserve">Definition 4 (Consistency)</w:t>
+              <w:t xml:space="preserve">Definition 5 (Consistency)</w:t>
             </w:r>
             <w:r>
               <w:t xml:space="preserve"> </w:t>
@@ -2459,11 +2518,11 @@
               <w:t xml:space="preserve">that they actually received.</w:t>
             </w:r>
           </w:p>
-          <w:bookmarkEnd w:id="21"/>
+          <w:bookmarkEnd w:id="22"/>
         </w:tc>
       </w:tr>
     </w:tbl>
-    <w:bookmarkStart w:id="23" w:name="well-defined-interventions"/>
+    <w:bookmarkStart w:id="24" w:name="well-defined-interventions"/>
     <w:p>
       <w:pPr>
         <w:pStyle w:val="Heading3"/>
@@ -2538,7 +2597,7 @@
               <w:spacing w:before="16" w:after="64"/>
             </w:pPr>
           </w:p>
-          <w:bookmarkStart w:id="22" w:name="exm-ill-defined-treatment"/>
+          <w:bookmarkStart w:id="23" w:name="exm-ill-defined-treatment"/>
           <w:p>
             <w:pPr>
               <w:pStyle w:val="BodyText"/>
@@ -2715,7 +2774,7 @@
               <w:t xml:space="preserve">depends on which specific form of exercise.</w:t>
             </w:r>
           </w:p>
-          <w:bookmarkEnd w:id="22"/>
+          <w:bookmarkEnd w:id="23"/>
         </w:tc>
       </w:tr>
     </w:tbl>
@@ -2906,9 +2965,9 @@
         <w:t xml:space="preserve">.</w:t>
       </w:r>
     </w:p>
-    <w:bookmarkEnd w:id="23"/>
     <w:bookmarkEnd w:id="24"/>
-    <w:bookmarkStart w:id="28" w:name="X20b0742d5c353ed836228ba4fa4ba247908c090"/>
+    <w:bookmarkEnd w:id="25"/>
+    <w:bookmarkStart w:id="29" w:name="X20b0742d5c353ed836228ba4fa4ba247908c090"/>
     <w:p>
       <w:pPr>
         <w:pStyle w:val="Heading2"/>
@@ -2946,122 +3005,6 @@
       </w:r>
       <w:r>
         <w:t xml:space="preserve">between individuals.</w:t>
-      </w:r>
-    </w:p>
-    <w:bookmarkStart w:id="26" w:name="no-interference"/>
-    <w:p>
-      <w:pPr>
-        <w:pStyle w:val="Heading3"/>
-      </w:pPr>
-      <w:r>
-        <w:t xml:space="preserve">5.1 No Interference</w:t>
-      </w:r>
-    </w:p>
-    <w:p>
-      <w:pPr>
-        <w:pStyle w:val="FirstParagraph"/>
-      </w:pPr>
-      <w:r>
-        <w:rPr>
-          <w:b/>
-          <w:bCs/>
-        </w:rPr>
-        <w:t xml:space="preserve">Interference</w:t>
-      </w:r>
-      <w:r>
-        <w:t xml:space="preserve"> </w:t>
-      </w:r>
-      <w:r>
-        <w:t xml:space="preserve">occurs when one individual’s treatment affects another individual’s outcome. For consistency to hold, we need:</w:t>
-      </w:r>
-    </w:p>
-    <w:p>
-      <w:pPr>
-        <w:pStyle w:val="BodyText"/>
-      </w:pPr>
-      <m:oMathPara>
-        <m:oMathParaPr>
-          <m:jc m:val="center"/>
-        </m:oMathParaPr>
-        <m:oMath>
-          <m:sSub>
-            <m:e>
-              <m:r>
-                <m:t>Y</m:t>
-              </m:r>
-            </m:e>
-            <m:sub>
-              <m:r>
-                <m:t>i</m:t>
-              </m:r>
-            </m:sub>
-          </m:sSub>
-          <m:r>
-            <m:rPr>
-              <m:sty m:val="p"/>
-            </m:rPr>
-            <m:t>=</m:t>
-          </m:r>
-          <m:sSubSup>
-            <m:e>
-              <m:r>
-                <m:t>Y</m:t>
-              </m:r>
-            </m:e>
-            <m:sub>
-              <m:r>
-                <m:t>i</m:t>
-              </m:r>
-            </m:sub>
-            <m:sup>
-              <m:sSub>
-                <m:e>
-                  <m:r>
-                    <m:t>A</m:t>
-                  </m:r>
-                </m:e>
-                <m:sub>
-                  <m:r>
-                    <m:t>i</m:t>
-                  </m:r>
-                </m:sub>
-              </m:sSub>
-            </m:sup>
-          </m:sSubSup>
-        </m:oMath>
-      </m:oMathPara>
-    </w:p>
-    <w:p>
-      <w:pPr>
-        <w:pStyle w:val="FirstParagraph"/>
-      </w:pPr>
-      <w:r>
-        <w:t xml:space="preserve">The outcome for individual</w:t>
-      </w:r>
-      <w:r>
-        <w:t xml:space="preserve"> </w:t>
-      </w:r>
-      <m:oMath>
-        <m:r>
-          <m:t>i</m:t>
-        </m:r>
-      </m:oMath>
-      <w:r>
-        <w:t xml:space="preserve"> </w:t>
-      </w:r>
-      <w:r>
-        <w:t xml:space="preserve">depends only on individual</w:t>
-      </w:r>
-      <w:r>
-        <w:t xml:space="preserve"> </w:t>
-      </w:r>
-      <m:oMath>
-        <m:r>
-          <m:t>i</m:t>
-        </m:r>
-      </m:oMath>
-      <w:r>
-        <w:t xml:space="preserve">’s treatment, not on other individuals’ treatments.</w:t>
       </w:r>
     </w:p>
     <w:tbl>
@@ -3098,7 +3041,173 @@
               <w:spacing w:before="16" w:after="64"/>
             </w:pPr>
           </w:p>
-          <w:bookmarkStart w:id="25" w:name="exm-interference"/>
+          <w:bookmarkStart w:id="26" w:name="def-no-interference"/>
+          <w:p>
+            <w:pPr>
+              <w:pStyle w:val="BodyText"/>
+            </w:pPr>
+            <w:r>
+              <w:rPr>
+                <w:b/>
+                <w:bCs/>
+              </w:rPr>
+              <w:t xml:space="preserve">Definition 6 (No Interference)</w:t>
+            </w:r>
+            <w:r>
+              <w:t xml:space="preserve"> </w:t>
+            </w:r>
+            <w:r>
+              <w:rPr>
+                <w:b/>
+                <w:bCs/>
+              </w:rPr>
+              <w:t xml:space="preserve">Interference</w:t>
+            </w:r>
+            <w:r>
+              <w:t xml:space="preserve"> </w:t>
+            </w:r>
+            <w:r>
+              <w:t xml:space="preserve">occurs when one individual’s treatment affects another individual’s outcome. For consistency to hold, we need:</w:t>
+            </w:r>
+          </w:p>
+          <w:p>
+            <w:pPr>
+              <w:pStyle w:val="BodyText"/>
+            </w:pPr>
+            <m:oMathPara>
+              <m:oMathParaPr>
+                <m:jc m:val="center"/>
+              </m:oMathParaPr>
+              <m:oMath>
+                <m:sSub>
+                  <m:e>
+                    <m:r>
+                      <m:t>Y</m:t>
+                    </m:r>
+                  </m:e>
+                  <m:sub>
+                    <m:r>
+                      <m:t>i</m:t>
+                    </m:r>
+                  </m:sub>
+                </m:sSub>
+                <m:r>
+                  <m:rPr>
+                    <m:sty m:val="p"/>
+                  </m:rPr>
+                  <m:t>=</m:t>
+                </m:r>
+                <m:sSubSup>
+                  <m:e>
+                    <m:r>
+                      <m:t>Y</m:t>
+                    </m:r>
+                  </m:e>
+                  <m:sub>
+                    <m:r>
+                      <m:t>i</m:t>
+                    </m:r>
+                  </m:sub>
+                  <m:sup>
+                    <m:sSub>
+                      <m:e>
+                        <m:r>
+                          <m:t>A</m:t>
+                        </m:r>
+                      </m:e>
+                      <m:sub>
+                        <m:r>
+                          <m:t>i</m:t>
+                        </m:r>
+                      </m:sub>
+                    </m:sSub>
+                  </m:sup>
+                </m:sSubSup>
+              </m:oMath>
+            </m:oMathPara>
+          </w:p>
+          <w:p>
+            <w:pPr>
+              <w:pStyle w:val="FirstParagraph"/>
+            </w:pPr>
+            <w:r>
+              <w:t xml:space="preserve">The outcome for individual</w:t>
+            </w:r>
+            <w:r>
+              <w:t xml:space="preserve"> </w:t>
+            </w:r>
+            <m:oMath>
+              <m:r>
+                <m:t>i</m:t>
+              </m:r>
+            </m:oMath>
+            <w:r>
+              <w:t xml:space="preserve"> </w:t>
+            </w:r>
+            <w:r>
+              <w:t xml:space="preserve">depends only on individual</w:t>
+            </w:r>
+            <w:r>
+              <w:t xml:space="preserve"> </w:t>
+            </w:r>
+            <m:oMath>
+              <m:r>
+                <m:t>i</m:t>
+              </m:r>
+            </m:oMath>
+            <w:r>
+              <w:t xml:space="preserve">’s treatment, not on other individuals’ treatments.</w:t>
+            </w:r>
+          </w:p>
+          <w:bookmarkEnd w:id="26"/>
+        </w:tc>
+      </w:tr>
+    </w:tbl>
+    <w:p>
+      <w:pPr>
+        <w:pStyle w:val="BodyText"/>
+      </w:pPr>
+      <w:ins w:id="75" w:author="PR Preview" w:date="2024-01-01T00:00:00Z">
+        <w:r>
+          <w:t xml:space="preserve"> </w:t>
+        </w:r>
+      </w:ins>
+    </w:p>
+    <w:tbl>
+      <w:tblPr>
+        <w:tblStyle w:val="Table"/>
+        <w:tblInd w:w="164" w:type="dxa"/>
+        <w:tblBorders>
+          <w:left w:val="single" w:sz="24" w:space="0" w:color="909090"/>
+        </w:tblBorders>
+        <w:tblCellMar>
+          <w:left w:w="0" w:type="dxa"/>
+          <w:right w:w="0" w:type="dxa"/>
+        </w:tblCellMar>
+        <w:tblLook w:firstRow="0" w:lastRow="0" w:firstColumn="0" w:lastColumn="0" w:noHBand="0" w:noVBand="0" w:val="0000"/>
+      </w:tblPr>
+      <w:tblGrid>
+        <w:gridCol w:w="7920"/>
+      </w:tblGrid>
+      <w:tr>
+        <w:trPr>
+          <w:cantSplit/>
+        </w:trPr>
+        <w:tc>
+          <w:tcPr>
+            <w:tcMar>
+              <w:left w:w="144" w:type="dxa"/>
+            </w:tcMar>
+          </w:tcPr>
+          <w:p>
+            <w:pPr>
+              <w:pStyle w:val="BodyText"/>
+            </w:pPr>
+            <w:pPr>
+              <w:spacing w:before="16" w:after="64"/>
+            </w:pPr>
+          </w:p>
+          <w:bookmarkStart w:id="27" w:name="exm-interference"/>
           <w:p>
             <w:pPr>
               <w:pStyle w:val="BodyText"/>
@@ -3227,7 +3336,7 @@
               <w:t xml:space="preserve">and the vaccination status of others in the population.</w:t>
             </w:r>
           </w:p>
-          <w:bookmarkEnd w:id="25"/>
+          <w:bookmarkEnd w:id="27"/>
         </w:tc>
       </w:tr>
     </w:tbl>
@@ -3443,15 +3552,16 @@
         <w:t xml:space="preserve">Special methods are needed to handle interference, which is beyond the scope of the standard framework introduced in this chapter. For now, we assume no interference.</w:t>
       </w:r>
     </w:p>
-    <w:bookmarkEnd w:id="26"/>
-    <w:bookmarkStart w:id="27" w:name="temporal-consistency"/>
+    <w:bookmarkStart w:id="28" w:name="temporal-consistency"/>
     <w:p>
       <w:pPr>
         <w:pStyle w:val="Heading3"/>
       </w:pPr>
-      <w:r>
-        <w:t xml:space="preserve">5.2 Temporal Consistency</w:t>
-      </w:r>
+      <w:ins w:id="85" w:author="PR Preview" w:date="2024-01-01T00:00:00Z">
+        <w:r>
+          <w:t xml:space="preserve">5.1 Temporal Consistency</w:t>
+        </w:r>
+      </w:ins>
     </w:p>
     <w:p>
       <w:pPr>
@@ -3526,9 +3636,9 @@
         <w:t xml:space="preserve">For example, the effect of exercise on weight at 6 months may differ from the effect on weight at 1 year. We need to be precise about the follow-up time.</w:t>
       </w:r>
     </w:p>
-    <w:bookmarkEnd w:id="27"/>
     <w:bookmarkEnd w:id="28"/>
-    <w:bookmarkStart w:id="33" w:name="the-target-trial-pp.-34-36"/>
+    <w:bookmarkEnd w:id="29"/>
+    <w:bookmarkStart w:id="34" w:name="the-target-trial-pp.-34-36"/>
     <w:p>
       <w:pPr>
         <w:pStyle w:val="Heading2"/>
@@ -3599,7 +3709,7 @@
               <w:spacing w:before="16" w:after="64"/>
             </w:pPr>
           </w:p>
-          <w:bookmarkStart w:id="29" w:name="def-target-trial"/>
+          <w:bookmarkStart w:id="30" w:name="def-target-trial"/>
           <w:p>
             <w:pPr>
               <w:pStyle w:val="BodyText"/>
@@ -3609,7 +3719,7 @@
                 <w:b/>
                 <w:bCs/>
               </w:rPr>
-              <w:t xml:space="preserve">Definition 5 (Target Trial)</w:t>
+              <w:t xml:space="preserve">Definition 7 (Target Trial)</w:t>
             </w:r>
             <w:r>
               <w:t xml:space="preserve"> </w:t>
@@ -3694,11 +3804,11 @@
               <w:t xml:space="preserve">The estimand (parameter to be estimated)</w:t>
             </w:r>
           </w:p>
-          <w:bookmarkEnd w:id="29"/>
+          <w:bookmarkEnd w:id="30"/>
         </w:tc>
       </w:tr>
     </w:tbl>
-    <w:bookmarkStart w:id="30" w:name="emulating-the-target-trial"/>
+    <w:bookmarkStart w:id="31" w:name="emulating-the-target-trial"/>
     <w:p>
       <w:pPr>
         <w:pStyle w:val="Heading3"/>
@@ -3856,8 +3966,8 @@
         <w:t xml:space="preserve">This framework will be revisited throughout the book, particularly in Part III when we discuss time-varying treatments and complex longitudinal data.</w:t>
       </w:r>
     </w:p>
-    <w:bookmarkEnd w:id="30"/>
-    <w:bookmarkStart w:id="32" w:name="X6fe384597d9f8447dce47bfd3876580064caa9f"/>
+    <w:bookmarkEnd w:id="31"/>
+    <w:bookmarkStart w:id="33" w:name="X6fe384597d9f8447dce47bfd3876580064caa9f"/>
     <w:p>
       <w:pPr>
         <w:pStyle w:val="Heading3"/>
@@ -3900,7 +4010,7 @@
               <w:spacing w:before="16" w:after="64"/>
             </w:pPr>
           </w:p>
-          <w:bookmarkStart w:id="31" w:name="exm-target-trial"/>
+          <w:bookmarkStart w:id="32" w:name="exm-target-trial"/>
           <w:p>
             <w:pPr>
               <w:pStyle w:val="BodyText"/>
@@ -4220,7 +4330,7 @@
               <w:t xml:space="preserve">Follow individuals for 5 years, censoring if they move or die from non-CVD causes</w:t>
             </w:r>
           </w:p>
-          <w:bookmarkEnd w:id="31"/>
+          <w:bookmarkEnd w:id="32"/>
         </w:tc>
       </w:tr>
     </w:tbl>
@@ -4306,9 +4416,9 @@
         <w:t xml:space="preserve">The target trial framework helps us think systematically about these issues.</w:t>
       </w:r>
     </w:p>
-    <w:bookmarkEnd w:id="32"/>
     <w:bookmarkEnd w:id="33"/>
-    <w:bookmarkStart w:id="34" w:name="summary"/>
+    <w:bookmarkEnd w:id="34"/>
+    <w:bookmarkStart w:id="35" w:name="summary"/>
     <w:p>
       <w:pPr>
         <w:pStyle w:val="Heading2"/>
@@ -4706,8 +4816,8 @@
         <w:t xml:space="preserve">The three identifiability conditions introduced in this chapter will appear repeatedly throughout the book. They are the foundation of all causal inference from observational data.</w:t>
       </w:r>
     </w:p>
-    <w:bookmarkEnd w:id="34"/>
-    <w:bookmarkStart w:id="38" w:name="references"/>
+    <w:bookmarkEnd w:id="35"/>
+    <w:bookmarkStart w:id="39" w:name="references"/>
     <w:p>
       <w:pPr>
         <w:pStyle w:val="Heading2"/>
@@ -4723,8 +4833,8 @@
         </w:pict>
       </w:r>
     </w:p>
-    <w:bookmarkStart w:id="37" w:name="refs"/>
-    <w:bookmarkStart w:id="36" w:name="ref-hernan2020causal"/>
+    <w:bookmarkStart w:id="38" w:name="refs"/>
+    <w:bookmarkStart w:id="37" w:name="ref-hernan2020causal"/>
     <w:p>
       <w:pPr>
         <w:pStyle w:val="Bibliography"/>
@@ -4748,7 +4858,7 @@
       <w:r>
         <w:t xml:space="preserve"> </w:t>
       </w:r>
-      <w:hyperlink r:id="rId35">
+      <w:hyperlink r:id="rId36">
         <w:r>
           <w:rPr>
             <w:rStyle w:val="Hyperlink"/>
@@ -4760,9 +4870,9 @@
         <w:t xml:space="preserve">.</w:t>
       </w:r>
     </w:p>
-    <w:bookmarkEnd w:id="36"/>
     <w:bookmarkEnd w:id="37"/>
     <w:bookmarkEnd w:id="38"/>
+    <w:bookmarkEnd w:id="39"/>
     <w:sectPr>
       <w:footnotePr>
         <w:numRestart w:val="eachSect"/>

--- a/pr-preview/pr-78/chapters/03-observational-studies-tracked-changes.docx
+++ b/pr-preview/pr-78/chapters/03-observational-studies-tracked-changes.docx
@@ -474,7 +474,7 @@
     </w:p>
     <w:bookmarkEnd w:id="10"/>
     <w:bookmarkEnd w:id="11"/>
-    <w:bookmarkStart w:id="17" w:name="exchangeability-pp.-27-29"/>
+    <w:bookmarkStart w:id="18" w:name="exchangeability-pp.-27-29"/>
     <w:p>
       <w:pPr>
         <w:pStyle w:val="Heading2"/>
@@ -1411,7 +1411,7 @@
       </w:tr>
     </w:tbl>
     <w:bookmarkEnd w:id="15"/>
-    <w:bookmarkStart w:id="16" w:name="achieving-conditional-exchangeability"/>
+    <w:bookmarkStart w:id="17" w:name="achieving-conditional-exchangeability"/>
     <w:p>
       <w:pPr>
         <w:pStyle w:val="Heading3"/>
@@ -1615,77 +1615,6 @@
       </w:r>
       <w:r>
         <w:t xml:space="preserve">that, if measured and adjusted for, would render the treated and untreated exchangeable.</w:t>
-      </w:r>
-    </w:p>
-    <w:p>
-      <w:pPr>
-        <w:pStyle w:val="BodyText"/>
-      </w:pPr>
-      <w:r>
-        <w:t xml:space="preserve">If there exist</w:t>
-      </w:r>
-      <w:r>
-        <w:t xml:space="preserve"> </w:t>
-      </w:r>
-      <w:r>
-        <w:rPr>
-          <w:b/>
-          <w:bCs/>
-        </w:rPr>
-        <w:t xml:space="preserve">unmeasured confounders</w:t>
-      </w:r>
-      <w:r>
-        <w:t xml:space="preserve">—variables that affect both treatment and outcome but are not in</w:t>
-      </w:r>
-      <w:r>
-        <w:t xml:space="preserve"> </w:t>
-      </w:r>
-      <m:oMath>
-        <m:r>
-          <m:t>L</m:t>
-        </m:r>
-      </m:oMath>
-      <w:r>
-        <w:t xml:space="preserve">—then conditional exchangeability fails, and our causal effect estimates will be biased.</w:t>
-      </w:r>
-    </w:p>
-    <w:bookmarkEnd w:id="16"/>
-    <w:bookmarkEnd w:id="17"/>
-    <w:bookmarkStart w:id="21" w:name="positivity-pp.-29-30"/>
-    <w:p>
-      <w:pPr>
-        <w:pStyle w:val="Heading2"/>
-      </w:pPr>
-      <w:r>
-        <w:t xml:space="preserve">3 3.3 Positivity (pp. 29-30)</w:t>
-      </w:r>
-    </w:p>
-    <w:p>
-      <w:r>
-        <w:pict>
-          <v:rect style="width:0;height:1.5pt" o:hralign="center" o:hrstd="t" o:hr="t"/>
-        </w:pict>
-      </w:r>
-    </w:p>
-    <w:p>
-      <w:pPr>
-        <w:pStyle w:val="FirstParagraph"/>
-      </w:pPr>
-      <w:r>
-        <w:t xml:space="preserve">The second identifiability condition is</w:t>
-      </w:r>
-      <w:r>
-        <w:t xml:space="preserve"> </w:t>
-      </w:r>
-      <w:r>
-        <w:rPr>
-          <w:b/>
-          <w:bCs/>
-        </w:rPr>
-        <w:t xml:space="preserve">positivity</w:t>
-      </w:r>
-      <w:r>
-        <w:t xml:space="preserve">, also called the experimental treatment assignment assumption.</w:t>
       </w:r>
     </w:p>
     <w:tbl>
@@ -1722,7 +1651,7 @@
               <w:spacing w:before="16" w:after="64"/>
             </w:pPr>
           </w:p>
-          <w:bookmarkStart w:id="18" w:name="def-positivity"/>
+          <w:bookmarkStart w:id="16" w:name="def-unmeasured-confounders"/>
           <w:p>
             <w:pPr>
               <w:pStyle w:val="BodyText"/>
@@ -1732,7 +1661,124 @@
                 <w:b/>
                 <w:bCs/>
               </w:rPr>
-              <w:t xml:space="preserve">Definition 4 (Positivity)</w:t>
+              <w:t xml:space="preserve">Definition 4 (Unmeasured Confounders)</w:t>
+            </w:r>
+            <w:r>
+              <w:t xml:space="preserve"> </w:t>
+            </w:r>
+            <w:r>
+              <w:rPr>
+                <w:b/>
+                <w:bCs/>
+              </w:rPr>
+              <w:t xml:space="preserve">Unmeasured confounders</w:t>
+            </w:r>
+            <w:r>
+              <w:t xml:space="preserve"> </w:t>
+            </w:r>
+            <w:r>
+              <w:t xml:space="preserve">are variables that affect both treatment and outcome but are not included in the measured covariates</w:t>
+            </w:r>
+            <w:r>
+              <w:t xml:space="preserve"> </w:t>
+            </w:r>
+            <m:oMath>
+              <m:r>
+                <m:t>L</m:t>
+              </m:r>
+            </m:oMath>
+            <w:r>
+              <w:t xml:space="preserve">. If unmeasured confounders exist, conditional exchangeability fails, and causal effect estimates will be biased.</w:t>
+            </w:r>
+          </w:p>
+          <w:bookmarkEnd w:id="16"/>
+        </w:tc>
+      </w:tr>
+    </w:tbl>
+    <w:bookmarkEnd w:id="17"/>
+    <w:bookmarkEnd w:id="18"/>
+    <w:bookmarkStart w:id="23" w:name="positivity-pp.-29-30"/>
+    <w:p>
+      <w:pPr>
+        <w:pStyle w:val="Heading2"/>
+      </w:pPr>
+      <w:r>
+        <w:t xml:space="preserve">3 3.3 Positivity (pp. 29-30)</w:t>
+      </w:r>
+    </w:p>
+    <w:p>
+      <w:r>
+        <w:pict>
+          <v:rect style="width:0;height:1.5pt" o:hralign="center" o:hrstd="t" o:hr="t"/>
+        </w:pict>
+      </w:r>
+    </w:p>
+    <w:p>
+      <w:pPr>
+        <w:pStyle w:val="FirstParagraph"/>
+      </w:pPr>
+      <w:r>
+        <w:t xml:space="preserve">The second identifiability condition is</w:t>
+      </w:r>
+      <w:r>
+        <w:t xml:space="preserve"> </w:t>
+      </w:r>
+      <w:r>
+        <w:rPr>
+          <w:b/>
+          <w:bCs/>
+        </w:rPr>
+        <w:t xml:space="preserve">positivity</w:t>
+      </w:r>
+      <w:r>
+        <w:t xml:space="preserve">, also called the experimental treatment assignment assumption.</w:t>
+      </w:r>
+    </w:p>
+    <w:tbl>
+      <w:tblPr>
+        <w:tblStyle w:val="Table"/>
+        <w:tblInd w:w="164" w:type="dxa"/>
+        <w:tblBorders>
+          <w:left w:val="single" w:sz="24" w:space="0" w:color="909090"/>
+        </w:tblBorders>
+        <w:tblCellMar>
+          <w:left w:w="0" w:type="dxa"/>
+          <w:right w:w="0" w:type="dxa"/>
+        </w:tblCellMar>
+        <w:tblLook w:firstRow="0" w:lastRow="0" w:firstColumn="0" w:lastColumn="0" w:noHBand="0" w:noVBand="0" w:val="0000"/>
+      </w:tblPr>
+      <w:tblGrid>
+        <w:gridCol w:w="7920"/>
+      </w:tblGrid>
+      <w:tr>
+        <w:trPr>
+          <w:cantSplit/>
+        </w:trPr>
+        <w:tc>
+          <w:tcPr>
+            <w:tcMar>
+              <w:left w:w="144" w:type="dxa"/>
+            </w:tcMar>
+          </w:tcPr>
+          <w:p>
+            <w:pPr>
+              <w:pStyle w:val="BodyText"/>
+            </w:pPr>
+            <w:pPr>
+              <w:spacing w:before="16" w:after="64"/>
+            </w:pPr>
+          </w:p>
+          <w:bookmarkStart w:id="19" w:name="def-positivity"/>
+          <w:p>
+            <w:pPr>
+              <w:pStyle w:val="BodyText"/>
+            </w:pPr>
+            <w:r>
+              <w:rPr>
+                <w:b/>
+                <w:bCs/>
+              </w:rPr>
+              <w:t xml:space="preserve">Definition 5 (Positivity)</w:t>
             </w:r>
             <w:r>
               <w:t xml:space="preserve"> </w:t>
@@ -1884,11 +1930,11 @@
               <w:t xml:space="preserve">In words: every individual has a non-zero probability of receiving every level of treatment, conditional on their measured covariates.</w:t>
             </w:r>
           </w:p>
-          <w:bookmarkEnd w:id="18"/>
+          <w:bookmarkEnd w:id="19"/>
         </w:tc>
       </w:tr>
     </w:tbl>
-    <w:bookmarkStart w:id="20" w:name="why-positivity-matters"/>
+    <w:bookmarkStart w:id="22" w:name="why-positivity-matters"/>
     <w:p>
       <w:pPr>
         <w:pStyle w:val="Heading3"/>
@@ -1950,7 +1996,7 @@
               <w:spacing w:before="16" w:after="64"/>
             </w:pPr>
           </w:p>
-          <w:bookmarkStart w:id="19" w:name="exm-positivity-violation"/>
+          <w:bookmarkStart w:id="20" w:name="exm-positivity-violation"/>
           <w:p>
             <w:pPr>
               <w:pStyle w:val="BodyText"/>
@@ -2121,7 +2167,7 @@
               <w:t xml:space="preserve">from the data because we have no treated 90-year-olds to observe.</w:t>
             </w:r>
           </w:p>
-          <w:bookmarkEnd w:id="19"/>
+          <w:bookmarkEnd w:id="20"/>
         </w:tc>
       </w:tr>
     </w:tbl>
@@ -2129,233 +2175,11 @@
       <w:pPr>
         <w:pStyle w:val="BodyText"/>
       </w:pPr>
-      <w:r>
-        <w:rPr>
-          <w:b/>
-          <w:bCs/>
-        </w:rPr>
-        <w:t xml:space="preserve">Positivity violations</w:t>
-      </w:r>
-      <w:r>
-        <w:t xml:space="preserve"> </w:t>
-      </w:r>
-      <w:r>
-        <w:t xml:space="preserve">can occur due to:</w:t>
-      </w:r>
-    </w:p>
-    <w:p>
-      <w:pPr>
-        <w:pStyle w:val="Compact"/>
-        <w:numPr>
-          <w:ilvl w:val="0"/>
-          <w:numId w:val="1006"/>
-        </w:numPr>
-      </w:pPr>
-      <w:r>
-        <w:rPr>
-          <w:b/>
-          <w:bCs/>
-        </w:rPr>
-        <w:t xml:space="preserve">Structural violations</w:t>
-      </w:r>
-      <w:r>
-        <w:t xml:space="preserve">: Some individuals cannot receive treatment (e.g., males cannot receive a pregnancy intervention)</w:t>
-      </w:r>
-    </w:p>
-    <w:p>
-      <w:pPr>
-        <w:pStyle w:val="Compact"/>
-        <w:numPr>
-          <w:ilvl w:val="0"/>
-          <w:numId w:val="1006"/>
-        </w:numPr>
-      </w:pPr>
-      <w:r>
-        <w:rPr>
-          <w:b/>
-          <w:bCs/>
-        </w:rPr>
-        <w:t xml:space="preserve">Random violations</w:t>
-      </w:r>
-      <w:r>
-        <w:t xml:space="preserve">: By chance, no individuals with certain covariate values received treatment in our sample</w:t>
-      </w:r>
-    </w:p>
-    <w:p>
-      <w:pPr>
-        <w:pStyle w:val="Compact"/>
-        <w:numPr>
-          <w:ilvl w:val="0"/>
-          <w:numId w:val="1006"/>
-        </w:numPr>
-      </w:pPr>
-      <w:r>
-        <w:rPr>
-          <w:b/>
-          <w:bCs/>
-        </w:rPr>
-        <w:t xml:space="preserve">Practical violations</w:t>
-      </w:r>
-      <w:r>
-        <w:t xml:space="preserve">: Treatment is theoretically possible but extremely rare for certain subgroups</w:t>
-      </w:r>
-    </w:p>
-    <w:p>
-      <w:pPr>
-        <w:pStyle w:val="FirstParagraph"/>
-      </w:pPr>
-      <w:r>
-        <w:t xml:space="preserve">When positivity is violated, we must either:</w:t>
-      </w:r>
-    </w:p>
-    <w:p>
-      <w:pPr>
-        <w:pStyle w:val="Compact"/>
-        <w:numPr>
-          <w:ilvl w:val="0"/>
-          <w:numId w:val="1007"/>
-        </w:numPr>
-      </w:pPr>
-      <w:r>
-        <w:t xml:space="preserve">Restrict our causal question to the subpopulation where positivity holds</w:t>
-      </w:r>
-    </w:p>
-    <w:p>
-      <w:pPr>
-        <w:pStyle w:val="Compact"/>
-        <w:numPr>
-          <w:ilvl w:val="0"/>
-          <w:numId w:val="1007"/>
-        </w:numPr>
-      </w:pPr>
-      <w:r>
-        <w:t xml:space="preserve">Make additional modeling assumptions (with their own limitations)</w:t>
-      </w:r>
-    </w:p>
-    <w:p>
-      <w:pPr>
-        <w:pStyle w:val="Compact"/>
-        <w:numPr>
-          <w:ilvl w:val="0"/>
-          <w:numId w:val="1007"/>
-        </w:numPr>
-      </w:pPr>
-      <w:r>
-        <w:t xml:space="preserve">Accept that we cannot answer the original causal question with the available data</w:t>
-      </w:r>
-    </w:p>
-    <w:p>
-      <w:pPr>
-        <w:pStyle w:val="FirstParagraph"/>
-      </w:pPr>
-      <w:r>
-        <w:t xml:space="preserve">In practice,</w:t>
-      </w:r>
-      <w:r>
-        <w:t xml:space="preserve"> </w:t>
-      </w:r>
-      <w:r>
-        <w:rPr>
-          <w:b/>
-          <w:bCs/>
-        </w:rPr>
-        <w:t xml:space="preserve">near-violations</w:t>
-      </w:r>
-      <w:r>
-        <w:t xml:space="preserve"> </w:t>
-      </w:r>
-      <w:r>
-        <w:t xml:space="preserve">of positivity (where</w:t>
-      </w:r>
-      <w:r>
-        <w:t xml:space="preserve"> </w:t>
-      </w:r>
-      <m:oMath>
-        <m:r>
-          <m:rPr>
-            <m:sty m:val="p"/>
-          </m:rPr>
-          <m:t>Pr</m:t>
-        </m:r>
-        <m:r>
-          <m:rPr>
-            <m:sty m:val="p"/>
-          </m:rPr>
-          <m:t>[</m:t>
-        </m:r>
-        <m:r>
-          <m:t>A</m:t>
-        </m:r>
-        <m:r>
-          <m:rPr>
-            <m:sty m:val="p"/>
-          </m:rPr>
-          <m:t>=</m:t>
-        </m:r>
-        <m:r>
-          <m:t>a</m:t>
-        </m:r>
-        <m:r>
-          <m:rPr>
-            <m:sty m:val="p"/>
-          </m:rPr>
-          <m:t>|</m:t>
-        </m:r>
-        <m:r>
-          <m:t>L</m:t>
-        </m:r>
-        <m:r>
-          <m:rPr>
-            <m:sty m:val="p"/>
-          </m:rPr>
-          <m:t>]</m:t>
-        </m:r>
-      </m:oMath>
-      <w:r>
-        <w:t xml:space="preserve"> </w:t>
-      </w:r>
-      <w:r>
-        <w:t xml:space="preserve">is very close to 0 or 1) can also cause problems, leading to unstable estimates with large variance.</w:t>
-      </w:r>
-    </w:p>
-    <w:bookmarkEnd w:id="20"/>
-    <w:bookmarkEnd w:id="21"/>
-    <w:bookmarkStart w:id="25" w:name="X1f240d6f3bf2cf9a7a3871c9e7585343853ea4a"/>
-    <w:p>
-      <w:pPr>
-        <w:pStyle w:val="Heading2"/>
-      </w:pPr>
-      <w:r>
-        <w:t xml:space="preserve">4 3.4 Consistency: First, Define the Counterfactual Outcome (pp. 30-32)</w:t>
-      </w:r>
-    </w:p>
-    <w:p>
-      <w:r>
-        <w:pict>
-          <v:rect style="width:0;height:1.5pt" o:hralign="center" o:hrstd="t" o:hr="t"/>
-        </w:pict>
-      </w:r>
-    </w:p>
-    <w:p>
-      <w:pPr>
-        <w:pStyle w:val="FirstParagraph"/>
-      </w:pPr>
-      <w:r>
-        <w:t xml:space="preserve">The third identifiability condition is</w:t>
-      </w:r>
-      <w:r>
-        <w:t xml:space="preserve"> </w:t>
-      </w:r>
-      <w:r>
-        <w:rPr>
-          <w:b/>
-          <w:bCs/>
-        </w:rPr>
-        <w:t xml:space="preserve">consistency</w:t>
-      </w:r>
-      <w:r>
-        <w:t xml:space="preserve">. Unlike exchangeability and positivity, consistency is not about the relationship between treatment and outcome. Instead, it concerns the definition of the counterfactual outcome itself.</w:t>
-      </w:r>
+      <w:ins w:id="52" w:author="PR Preview" w:date="2024-01-01T00:00:00Z">
+        <w:r>
+          <w:t xml:space="preserve"> </w:t>
+        </w:r>
+      </w:ins>
     </w:p>
     <w:tbl>
       <w:tblPr>
@@ -2391,7 +2215,7 @@
               <w:spacing w:before="16" w:after="64"/>
             </w:pPr>
           </w:p>
-          <w:bookmarkStart w:id="22" w:name="def-consistency"/>
+          <w:bookmarkStart w:id="21" w:name="def-positivity-violation-types"/>
           <w:p>
             <w:pPr>
               <w:pStyle w:val="BodyText"/>
@@ -2401,7 +2225,282 @@
                 <w:b/>
                 <w:bCs/>
               </w:rPr>
-              <w:t xml:space="preserve">Definition 5 (Consistency)</w:t>
+              <w:t xml:space="preserve">Definition 6 (Types of Positivity Violations)</w:t>
+            </w:r>
+            <w:r>
+              <w:t xml:space="preserve"> </w:t>
+            </w:r>
+            <w:r>
+              <w:rPr>
+                <w:b/>
+                <w:bCs/>
+              </w:rPr>
+              <w:t xml:space="preserve">Positivity violations</w:t>
+            </w:r>
+            <w:r>
+              <w:t xml:space="preserve"> </w:t>
+            </w:r>
+            <w:r>
+              <w:t xml:space="preserve">can occur due to:</w:t>
+            </w:r>
+          </w:p>
+          <w:p>
+            <w:pPr>
+              <w:pStyle w:val="Compact"/>
+              <w:numPr>
+                <w:ilvl w:val="0"/>
+                <w:numId w:val="1006"/>
+              </w:numPr>
+            </w:pPr>
+            <w:r>
+              <w:rPr>
+                <w:b/>
+                <w:bCs/>
+              </w:rPr>
+              <w:t xml:space="preserve">Structural violations</w:t>
+            </w:r>
+            <w:r>
+              <w:t xml:space="preserve">: Some individuals cannot receive treatment (e.g., males cannot receive a pregnancy intervention).</w:t>
+            </w:r>
+          </w:p>
+          <w:p>
+            <w:pPr>
+              <w:pStyle w:val="Compact"/>
+              <w:numPr>
+                <w:ilvl w:val="0"/>
+                <w:numId w:val="1006"/>
+              </w:numPr>
+            </w:pPr>
+            <w:r>
+              <w:rPr>
+                <w:b/>
+                <w:bCs/>
+              </w:rPr>
+              <w:t xml:space="preserve">Random violations</w:t>
+            </w:r>
+            <w:r>
+              <w:t xml:space="preserve">: By chance, no individuals with certain covariate values received treatment in the sample.</w:t>
+            </w:r>
+          </w:p>
+          <w:p>
+            <w:pPr>
+              <w:pStyle w:val="Compact"/>
+              <w:numPr>
+                <w:ilvl w:val="0"/>
+                <w:numId w:val="1006"/>
+              </w:numPr>
+            </w:pPr>
+            <w:r>
+              <w:rPr>
+                <w:b/>
+                <w:bCs/>
+              </w:rPr>
+              <w:t xml:space="preserve">Practical violations</w:t>
+            </w:r>
+            <w:r>
+              <w:t xml:space="preserve">: Treatment is theoretically possible but extremely rare for certain subgroups.</w:t>
+            </w:r>
+          </w:p>
+          <w:p>
+            <w:pPr>
+              <w:pStyle w:val="FirstParagraph"/>
+            </w:pPr>
+            <w:r>
+              <w:rPr>
+                <w:b/>
+                <w:bCs/>
+              </w:rPr>
+              <w:t xml:space="preserve">Near-violations</w:t>
+            </w:r>
+            <w:r>
+              <w:t xml:space="preserve"> </w:t>
+            </w:r>
+            <w:r>
+              <w:t xml:space="preserve">occur when</w:t>
+            </w:r>
+            <w:r>
+              <w:t xml:space="preserve"> </w:t>
+            </w:r>
+            <m:oMath>
+              <m:r>
+                <m:rPr>
+                  <m:sty m:val="p"/>
+                </m:rPr>
+                <m:t>Pr</m:t>
+              </m:r>
+              <m:r>
+                <m:rPr>
+                  <m:sty m:val="p"/>
+                </m:rPr>
+                <m:t>[</m:t>
+              </m:r>
+              <m:r>
+                <m:t>A</m:t>
+              </m:r>
+              <m:r>
+                <m:rPr>
+                  <m:sty m:val="p"/>
+                </m:rPr>
+                <m:t>=</m:t>
+              </m:r>
+              <m:r>
+                <m:t>a</m:t>
+              </m:r>
+              <m:r>
+                <m:rPr>
+                  <m:sty m:val="p"/>
+                </m:rPr>
+                <m:t>|</m:t>
+              </m:r>
+              <m:r>
+                <m:t>L</m:t>
+              </m:r>
+              <m:r>
+                <m:rPr>
+                  <m:sty m:val="p"/>
+                </m:rPr>
+                <m:t>]</m:t>
+              </m:r>
+            </m:oMath>
+            <w:r>
+              <w:t xml:space="preserve"> </w:t>
+            </w:r>
+            <w:r>
+              <w:t xml:space="preserve">is very close to 0 or 1, which can also cause problems, leading to unstable estimates with large variance.</w:t>
+            </w:r>
+          </w:p>
+          <w:bookmarkEnd w:id="21"/>
+        </w:tc>
+      </w:tr>
+    </w:tbl>
+    <w:p>
+      <w:pPr>
+        <w:pStyle w:val="BodyText"/>
+      </w:pPr>
+      <w:r>
+        <w:t xml:space="preserve">When positivity is violated, we must either:</w:t>
+      </w:r>
+    </w:p>
+    <w:p>
+      <w:pPr>
+        <w:pStyle w:val="Compact"/>
+        <w:numPr>
+          <w:ilvl w:val="0"/>
+          <w:numId w:val="1007"/>
+        </w:numPr>
+      </w:pPr>
+      <w:r>
+        <w:t xml:space="preserve">Restrict our causal question to the subpopulation where positivity holds</w:t>
+      </w:r>
+    </w:p>
+    <w:p>
+      <w:pPr>
+        <w:pStyle w:val="Compact"/>
+        <w:numPr>
+          <w:ilvl w:val="0"/>
+          <w:numId w:val="1007"/>
+        </w:numPr>
+      </w:pPr>
+      <w:r>
+        <w:t xml:space="preserve">Make additional modeling assumptions (with their own limitations)</w:t>
+      </w:r>
+    </w:p>
+    <w:p>
+      <w:pPr>
+        <w:pStyle w:val="Compact"/>
+        <w:numPr>
+          <w:ilvl w:val="0"/>
+          <w:numId w:val="1007"/>
+        </w:numPr>
+      </w:pPr>
+      <w:r>
+        <w:t xml:space="preserve">Accept that we cannot answer the original causal question with the available data</w:t>
+      </w:r>
+    </w:p>
+    <w:bookmarkEnd w:id="22"/>
+    <w:bookmarkEnd w:id="23"/>
+    <w:bookmarkStart w:id="29" w:name="X1f240d6f3bf2cf9a7a3871c9e7585343853ea4a"/>
+    <w:p>
+      <w:pPr>
+        <w:pStyle w:val="Heading2"/>
+      </w:pPr>
+      <w:r>
+        <w:t xml:space="preserve">4 3.4 Consistency: First, Define the Counterfactual Outcome (pp. 30-32)</w:t>
+      </w:r>
+    </w:p>
+    <w:p>
+      <w:r>
+        <w:pict>
+          <v:rect style="width:0;height:1.5pt" o:hralign="center" o:hrstd="t" o:hr="t"/>
+        </w:pict>
+      </w:r>
+    </w:p>
+    <w:p>
+      <w:pPr>
+        <w:pStyle w:val="FirstParagraph"/>
+      </w:pPr>
+      <w:r>
+        <w:t xml:space="preserve">The third identifiability condition is</w:t>
+      </w:r>
+      <w:r>
+        <w:t xml:space="preserve"> </w:t>
+      </w:r>
+      <w:r>
+        <w:rPr>
+          <w:b/>
+          <w:bCs/>
+        </w:rPr>
+        <w:t xml:space="preserve">consistency</w:t>
+      </w:r>
+      <w:r>
+        <w:t xml:space="preserve">. Unlike exchangeability and positivity, consistency is not about the relationship between treatment and outcome. Instead, it concerns the definition of the counterfactual outcome itself.</w:t>
+      </w:r>
+    </w:p>
+    <w:tbl>
+      <w:tblPr>
+        <w:tblStyle w:val="Table"/>
+        <w:tblInd w:w="164" w:type="dxa"/>
+        <w:tblBorders>
+          <w:left w:val="single" w:sz="24" w:space="0" w:color="909090"/>
+        </w:tblBorders>
+        <w:tblCellMar>
+          <w:left w:w="0" w:type="dxa"/>
+          <w:right w:w="0" w:type="dxa"/>
+        </w:tblCellMar>
+        <w:tblLook w:firstRow="0" w:lastRow="0" w:firstColumn="0" w:lastColumn="0" w:noHBand="0" w:noVBand="0" w:val="0000"/>
+      </w:tblPr>
+      <w:tblGrid>
+        <w:gridCol w:w="7920"/>
+      </w:tblGrid>
+      <w:tr>
+        <w:trPr>
+          <w:cantSplit/>
+        </w:trPr>
+        <w:tc>
+          <w:tcPr>
+            <w:tcMar>
+              <w:left w:w="144" w:type="dxa"/>
+            </w:tcMar>
+          </w:tcPr>
+          <w:p>
+            <w:pPr>
+              <w:pStyle w:val="BodyText"/>
+            </w:pPr>
+            <w:pPr>
+              <w:spacing w:before="16" w:after="64"/>
+            </w:pPr>
+          </w:p>
+          <w:bookmarkStart w:id="24" w:name="def-consistency"/>
+          <w:p>
+            <w:pPr>
+              <w:pStyle w:val="BodyText"/>
+            </w:pPr>
+            <w:r>
+              <w:rPr>
+                <w:b/>
+                <w:bCs/>
+              </w:rPr>
+              <w:t xml:space="preserve">Definition 7 (Consistency)</w:t>
             </w:r>
             <w:r>
               <w:t xml:space="preserve"> </w:t>
@@ -2518,49 +2617,17 @@
               <w:t xml:space="preserve">that they actually received.</w:t>
             </w:r>
           </w:p>
-          <w:bookmarkEnd w:id="22"/>
+          <w:bookmarkEnd w:id="24"/>
         </w:tc>
       </w:tr>
     </w:tbl>
-    <w:bookmarkStart w:id="24" w:name="well-defined-interventions"/>
+    <w:bookmarkStart w:id="28" w:name="well-defined-interventions"/>
     <w:p>
       <w:pPr>
         <w:pStyle w:val="Heading3"/>
       </w:pPr>
       <w:r>
         <w:t xml:space="preserve">4.1 Well-Defined Interventions</w:t>
-      </w:r>
-    </w:p>
-    <w:p>
-      <w:pPr>
-        <w:pStyle w:val="FirstParagraph"/>
-      </w:pPr>
-      <w:r>
-        <w:t xml:space="preserve">For consistency to hold, the treatment must be</w:t>
-      </w:r>
-      <w:r>
-        <w:t xml:space="preserve"> </w:t>
-      </w:r>
-      <w:r>
-        <w:rPr>
-          <w:b/>
-          <w:bCs/>
-        </w:rPr>
-        <w:t xml:space="preserve">well-defined</w:t>
-      </w:r>
-      <w:r>
-        <w:t xml:space="preserve">. This means we must be able to precisely specify what it means to receive treatment level</w:t>
-      </w:r>
-      <w:r>
-        <w:t xml:space="preserve"> </w:t>
-      </w:r>
-      <m:oMath>
-        <m:r>
-          <m:t>a</m:t>
-        </m:r>
-      </m:oMath>
-      <w:r>
-        <w:t xml:space="preserve">.</w:t>
       </w:r>
     </w:p>
     <w:tbl>
@@ -2591,13 +2658,104 @@
           </w:tcPr>
           <w:p>
             <w:pPr>
+              <w:pStyle w:val="FirstParagraph"/>
+            </w:pPr>
+            <w:pPr>
+              <w:spacing w:before="16" w:after="64"/>
+            </w:pPr>
+          </w:p>
+          <w:bookmarkStart w:id="25" w:name="def-well-defined-treatment"/>
+          <w:p>
+            <w:pPr>
               <w:pStyle w:val="BodyText"/>
             </w:pPr>
+            <w:r>
+              <w:rPr>
+                <w:b/>
+                <w:bCs/>
+              </w:rPr>
+              <w:t xml:space="preserve">Definition 8 (Well-Defined Treatment)</w:t>
+            </w:r>
+            <w:r>
+              <w:t xml:space="preserve"> </w:t>
+            </w:r>
+            <w:r>
+              <w:t xml:space="preserve">For consistency to hold, the treatment must be</w:t>
+            </w:r>
+            <w:r>
+              <w:t xml:space="preserve"> </w:t>
+            </w:r>
+            <w:r>
+              <w:rPr>
+                <w:b/>
+                <w:bCs/>
+              </w:rPr>
+              <w:t xml:space="preserve">well-defined</w:t>
+            </w:r>
+            <w:r>
+              <w:t xml:space="preserve">: we must be able to precisely specify what it means to receive treatment level</w:t>
+            </w:r>
+            <w:r>
+              <w:t xml:space="preserve"> </w:t>
+            </w:r>
+            <m:oMath>
+              <m:r>
+                <m:t>a</m:t>
+              </m:r>
+            </m:oMath>
+            <w:r>
+              <w:t xml:space="preserve">.</w:t>
+            </w:r>
+          </w:p>
+          <w:bookmarkEnd w:id="25"/>
+        </w:tc>
+      </w:tr>
+    </w:tbl>
+    <w:p>
+      <w:pPr>
+        <w:pStyle w:val="BodyText"/>
+      </w:pPr>
+      <w:ins w:id="61" w:author="PR Preview" w:date="2024-01-01T00:00:00Z">
+        <w:r>
+          <w:t xml:space="preserve"> </w:t>
+        </w:r>
+      </w:ins>
+    </w:p>
+    <w:tbl>
+      <w:tblPr>
+        <w:tblStyle w:val="Table"/>
+        <w:tblInd w:w="164" w:type="dxa"/>
+        <w:tblBorders>
+          <w:left w:val="single" w:sz="24" w:space="0" w:color="909090"/>
+        </w:tblBorders>
+        <w:tblCellMar>
+          <w:left w:w="0" w:type="dxa"/>
+          <w:right w:w="0" w:type="dxa"/>
+        </w:tblCellMar>
+        <w:tblLook w:firstRow="0" w:lastRow="0" w:firstColumn="0" w:lastColumn="0" w:noHBand="0" w:noVBand="0" w:val="0000"/>
+      </w:tblPr>
+      <w:tblGrid>
+        <w:gridCol w:w="7920"/>
+      </w:tblGrid>
+      <w:tr>
+        <w:trPr>
+          <w:cantSplit/>
+        </w:trPr>
+        <w:tc>
+          <w:tcPr>
+            <w:tcMar>
+              <w:left w:w="144" w:type="dxa"/>
+            </w:tcMar>
+          </w:tcPr>
+          <w:p>
+            <w:pPr>
+              <w:pStyle w:val="BodyText"/>
+            </w:pPr>
             <w:pPr>
               <w:spacing w:before="16" w:after="64"/>
             </w:pPr>
           </w:p>
-          <w:bookmarkStart w:id="23" w:name="exm-ill-defined-treatment"/>
+          <w:bookmarkStart w:id="26" w:name="exm-ill-defined-treatment"/>
           <w:p>
             <w:pPr>
               <w:pStyle w:val="BodyText"/>
@@ -2774,7 +2932,7 @@
               <w:t xml:space="preserve">depends on which specific form of exercise.</w:t>
             </w:r>
           </w:p>
-          <w:bookmarkEnd w:id="23"/>
+          <w:bookmarkEnd w:id="26"/>
         </w:tc>
       </w:tr>
     </w:tbl>
@@ -2875,138 +3033,6 @@
         <w:t xml:space="preserve">represents the specific version of treatment received.</w:t>
       </w:r>
     </w:p>
-    <w:p>
-      <w:pPr>
-        <w:pStyle w:val="BodyText"/>
-      </w:pPr>
-      <w:r>
-        <w:t xml:space="preserve">For consistency to hold, we need either:</w:t>
-      </w:r>
-      <w:r>
-        <w:t xml:space="preserve"> </w:t>
-      </w:r>
-      <w:r>
-        <w:t xml:space="preserve">1.</w:t>
-      </w:r>
-      <w:r>
-        <w:t xml:space="preserve"> </w:t>
-      </w:r>
-      <w:r>
-        <w:rPr>
-          <w:b/>
-          <w:bCs/>
-        </w:rPr>
-        <w:t xml:space="preserve">No treatment variation</w:t>
-      </w:r>
-      <w:r>
-        <w:t xml:space="preserve">: All individuals who receive</w:t>
-      </w:r>
-      <w:r>
-        <w:t xml:space="preserve"> </w:t>
-      </w:r>
-      <m:oMath>
-        <m:r>
-          <m:t>A</m:t>
-        </m:r>
-        <m:r>
-          <m:rPr>
-            <m:sty m:val="p"/>
-          </m:rPr>
-          <m:t>=</m:t>
-        </m:r>
-        <m:r>
-          <m:t>a</m:t>
-        </m:r>
-      </m:oMath>
-      <w:r>
-        <w:t xml:space="preserve"> </w:t>
-      </w:r>
-      <w:r>
-        <w:t xml:space="preserve">receive exactly the same intervention</w:t>
-      </w:r>
-      <w:r>
-        <w:t xml:space="preserve"> </w:t>
-      </w:r>
-      <w:r>
-        <w:t xml:space="preserve">2.</w:t>
-      </w:r>
-      <w:r>
-        <w:t xml:space="preserve"> </w:t>
-      </w:r>
-      <w:r>
-        <w:rPr>
-          <w:b/>
-          <w:bCs/>
-        </w:rPr>
-        <w:t xml:space="preserve">Treatment variation irrelevance</w:t>
-      </w:r>
-      <w:r>
-        <w:t xml:space="preserve">: Different versions of treatment have the same effect on the outcome (which is often implausible)</w:t>
-      </w:r>
-    </w:p>
-    <w:p>
-      <w:pPr>
-        <w:pStyle w:val="BodyText"/>
-      </w:pPr>
-      <w:r>
-        <w:t xml:space="preserve">This is sometimes called the</w:t>
-      </w:r>
-      <w:r>
-        <w:t xml:space="preserve"> </w:t>
-      </w:r>
-      <w:r>
-        <w:rPr>
-          <w:b/>
-          <w:bCs/>
-        </w:rPr>
-        <w:t xml:space="preserve">Stable Unit Treatment Value Assumption (SUTVA)</w:t>
-      </w:r>
-      <w:r>
-        <w:t xml:space="preserve">.</w:t>
-      </w:r>
-    </w:p>
-    <w:bookmarkEnd w:id="24"/>
-    <w:bookmarkEnd w:id="25"/>
-    <w:bookmarkStart w:id="29" w:name="X20b0742d5c353ed836228ba4fa4ba247908c090"/>
-    <w:p>
-      <w:pPr>
-        <w:pStyle w:val="Heading2"/>
-      </w:pPr>
-      <w:r>
-        <w:t xml:space="preserve">5 3.5 Consistency: Second, Link Counterfactuals to Observed Data (pp. 32-34)</w:t>
-      </w:r>
-    </w:p>
-    <w:p>
-      <w:r>
-        <w:pict>
-          <v:rect style="width:0;height:1.5pt" o:hralign="center" o:hrstd="t" o:hr="t"/>
-        </w:pict>
-      </w:r>
-    </w:p>
-    <w:p>
-      <w:pPr>
-        <w:pStyle w:val="FirstParagraph"/>
-      </w:pPr>
-      <w:r>
-        <w:t xml:space="preserve">The consistency assumption also requires that there is no</w:t>
-      </w:r>
-      <w:r>
-        <w:t xml:space="preserve"> </w:t>
-      </w:r>
-      <w:r>
-        <w:rPr>
-          <w:b/>
-          <w:bCs/>
-        </w:rPr>
-        <w:t xml:space="preserve">interference</w:t>
-      </w:r>
-      <w:r>
-        <w:t xml:space="preserve"> </w:t>
-      </w:r>
-      <w:r>
-        <w:t xml:space="preserve">between individuals.</w:t>
-      </w:r>
-    </w:p>
     <w:tbl>
       <w:tblPr>
         <w:tblStyle w:val="Table"/>
@@ -3041,7 +3067,7 @@
               <w:spacing w:before="16" w:after="64"/>
             </w:pPr>
           </w:p>
-          <w:bookmarkStart w:id="26" w:name="def-no-interference"/>
+          <w:bookmarkStart w:id="27" w:name="def-sutva"/>
           <w:p>
             <w:pPr>
               <w:pStyle w:val="BodyText"/>
@@ -3051,7 +3077,188 @@
                 <w:b/>
                 <w:bCs/>
               </w:rPr>
-              <w:t xml:space="preserve">Definition 6 (No Interference)</w:t>
+              <w:t xml:space="preserve">Definition 9 (Stable Unit Treatment Value Assumption (SUTVA))</w:t>
+            </w:r>
+            <w:r>
+              <w:t xml:space="preserve"> </w:t>
+            </w:r>
+            <w:r>
+              <w:t xml:space="preserve">For consistency to hold, we need either:</w:t>
+            </w:r>
+          </w:p>
+          <w:p>
+            <w:pPr>
+              <w:pStyle w:val="Compact"/>
+              <w:numPr>
+                <w:ilvl w:val="0"/>
+                <w:numId w:val="1009"/>
+              </w:numPr>
+            </w:pPr>
+            <w:r>
+              <w:rPr>
+                <w:b/>
+                <w:bCs/>
+              </w:rPr>
+              <w:t xml:space="preserve">No treatment variation</w:t>
+            </w:r>
+            <w:r>
+              <w:t xml:space="preserve">: All individuals who receive</w:t>
+            </w:r>
+            <w:r>
+              <w:t xml:space="preserve"> </w:t>
+            </w:r>
+            <m:oMath>
+              <m:r>
+                <m:t>A</m:t>
+              </m:r>
+              <m:r>
+                <m:rPr>
+                  <m:sty m:val="p"/>
+                </m:rPr>
+                <m:t>=</m:t>
+              </m:r>
+              <m:r>
+                <m:t>a</m:t>
+              </m:r>
+            </m:oMath>
+            <w:r>
+              <w:t xml:space="preserve"> </w:t>
+            </w:r>
+            <w:r>
+              <w:t xml:space="preserve">receive exactly the same intervention.</w:t>
+            </w:r>
+          </w:p>
+          <w:p>
+            <w:pPr>
+              <w:pStyle w:val="Compact"/>
+              <w:numPr>
+                <w:ilvl w:val="0"/>
+                <w:numId w:val="1009"/>
+              </w:numPr>
+            </w:pPr>
+            <w:r>
+              <w:rPr>
+                <w:b/>
+                <w:bCs/>
+              </w:rPr>
+              <w:t xml:space="preserve">Treatment variation irrelevance</w:t>
+            </w:r>
+            <w:r>
+              <w:t xml:space="preserve">: Different versions of treatment have the same effect on the outcome (often implausible).</w:t>
+            </w:r>
+          </w:p>
+          <w:p>
+            <w:pPr>
+              <w:pStyle w:val="FirstParagraph"/>
+            </w:pPr>
+            <w:r>
+              <w:t xml:space="preserve">This requirement is sometimes called the</w:t>
+            </w:r>
+            <w:r>
+              <w:t xml:space="preserve"> </w:t>
+            </w:r>
+            <w:r>
+              <w:rPr>
+                <w:b/>
+                <w:bCs/>
+              </w:rPr>
+              <w:t xml:space="preserve">Stable Unit Treatment Value Assumption (SUTVA)</w:t>
+            </w:r>
+            <w:r>
+              <w:t xml:space="preserve">.</w:t>
+            </w:r>
+          </w:p>
+          <w:bookmarkEnd w:id="27"/>
+        </w:tc>
+      </w:tr>
+    </w:tbl>
+    <w:bookmarkEnd w:id="28"/>
+    <w:bookmarkEnd w:id="29"/>
+    <w:bookmarkStart w:id="34" w:name="X20b0742d5c353ed836228ba4fa4ba247908c090"/>
+    <w:p>
+      <w:pPr>
+        <w:pStyle w:val="Heading2"/>
+      </w:pPr>
+      <w:r>
+        <w:t xml:space="preserve">5 3.5 Consistency: Second, Link Counterfactuals to Observed Data (pp. 32-34)</w:t>
+      </w:r>
+    </w:p>
+    <w:p>
+      <w:r>
+        <w:pict>
+          <v:rect style="width:0;height:1.5pt" o:hralign="center" o:hrstd="t" o:hr="t"/>
+        </w:pict>
+      </w:r>
+    </w:p>
+    <w:p>
+      <w:pPr>
+        <w:pStyle w:val="FirstParagraph"/>
+      </w:pPr>
+      <w:r>
+        <w:t xml:space="preserve">The consistency assumption also requires that there is no</w:t>
+      </w:r>
+      <w:r>
+        <w:t xml:space="preserve"> </w:t>
+      </w:r>
+      <w:r>
+        <w:rPr>
+          <w:b/>
+          <w:bCs/>
+        </w:rPr>
+        <w:t xml:space="preserve">interference</w:t>
+      </w:r>
+      <w:r>
+        <w:t xml:space="preserve"> </w:t>
+      </w:r>
+      <w:r>
+        <w:t xml:space="preserve">between individuals.</w:t>
+      </w:r>
+    </w:p>
+    <w:tbl>
+      <w:tblPr>
+        <w:tblStyle w:val="Table"/>
+        <w:tblInd w:w="164" w:type="dxa"/>
+        <w:tblBorders>
+          <w:left w:val="single" w:sz="24" w:space="0" w:color="909090"/>
+        </w:tblBorders>
+        <w:tblCellMar>
+          <w:left w:w="0" w:type="dxa"/>
+          <w:right w:w="0" w:type="dxa"/>
+        </w:tblCellMar>
+        <w:tblLook w:firstRow="0" w:lastRow="0" w:firstColumn="0" w:lastColumn="0" w:noHBand="0" w:noVBand="0" w:val="0000"/>
+      </w:tblPr>
+      <w:tblGrid>
+        <w:gridCol w:w="7920"/>
+      </w:tblGrid>
+      <w:tr>
+        <w:trPr>
+          <w:cantSplit/>
+        </w:trPr>
+        <w:tc>
+          <w:tcPr>
+            <w:tcMar>
+              <w:left w:w="144" w:type="dxa"/>
+            </w:tcMar>
+          </w:tcPr>
+          <w:p>
+            <w:pPr>
+              <w:pStyle w:val="BodyText"/>
+            </w:pPr>
+            <w:pPr>
+              <w:spacing w:before="16" w:after="64"/>
+            </w:pPr>
+          </w:p>
+          <w:bookmarkStart w:id="30" w:name="def-no-interference"/>
+          <w:p>
+            <w:pPr>
+              <w:pStyle w:val="BodyText"/>
+            </w:pPr>
+            <w:r>
+              <w:rPr>
+                <w:b/>
+                <w:bCs/>
+              </w:rPr>
+              <w:t xml:space="preserve">Definition 10 (No Interference)</w:t>
             </w:r>
             <w:r>
               <w:t xml:space="preserve"> </w:t>
@@ -3159,7 +3366,7 @@
               <w:t xml:space="preserve">’s treatment, not on other individuals’ treatments.</w:t>
             </w:r>
           </w:p>
-          <w:bookmarkEnd w:id="26"/>
+          <w:bookmarkEnd w:id="30"/>
         </w:tc>
       </w:tr>
     </w:tbl>
@@ -3167,7 +3374,7 @@
       <w:pPr>
         <w:pStyle w:val="BodyText"/>
       </w:pPr>
-      <w:ins w:id="75" w:author="PR Preview" w:date="2024-01-01T00:00:00Z">
+      <w:ins w:id="68" w:author="PR Preview" w:date="2024-01-01T00:00:00Z">
         <w:r>
           <w:t xml:space="preserve"> </w:t>
         </w:r>
@@ -3207,7 +3414,7 @@
               <w:spacing w:before="16" w:after="64"/>
             </w:pPr>
           </w:p>
-          <w:bookmarkStart w:id="27" w:name="exm-interference"/>
+          <w:bookmarkStart w:id="31" w:name="exm-interference"/>
           <w:p>
             <w:pPr>
               <w:pStyle w:val="BodyText"/>
@@ -3336,7 +3543,7 @@
               <w:t xml:space="preserve">and the vaccination status of others in the population.</w:t>
             </w:r>
           </w:p>
-          <w:bookmarkEnd w:id="27"/>
+          <w:bookmarkEnd w:id="31"/>
         </w:tc>
       </w:tr>
     </w:tbl>
@@ -3498,110 +3705,11 @@
         <w:pStyle w:val="Compact"/>
         <w:numPr>
           <w:ilvl w:val="0"/>
-          <w:numId w:val="1009"/>
+          <w:numId w:val="1010"/>
         </w:numPr>
       </w:pPr>
       <w:r>
         <w:t xml:space="preserve">Infectious disease studies (herd immunity)</w:t>
-      </w:r>
-    </w:p>
-    <w:p>
-      <w:pPr>
-        <w:pStyle w:val="Compact"/>
-        <w:numPr>
-          <w:ilvl w:val="0"/>
-          <w:numId w:val="1009"/>
-        </w:numPr>
-      </w:pPr>
-      <w:r>
-        <w:t xml:space="preserve">Social network studies (peer effects)</w:t>
-      </w:r>
-      <w:r>
-        <w:br/>
-      </w:r>
-    </w:p>
-    <w:p>
-      <w:pPr>
-        <w:pStyle w:val="Compact"/>
-        <w:numPr>
-          <w:ilvl w:val="0"/>
-          <w:numId w:val="1009"/>
-        </w:numPr>
-      </w:pPr>
-      <w:r>
-        <w:t xml:space="preserve">Environmental exposures (shared exposures)</w:t>
-      </w:r>
-    </w:p>
-    <w:p>
-      <w:pPr>
-        <w:pStyle w:val="Compact"/>
-        <w:numPr>
-          <w:ilvl w:val="0"/>
-          <w:numId w:val="1009"/>
-        </w:numPr>
-      </w:pPr>
-      <w:r>
-        <w:t xml:space="preserve">Cluster randomized trials</w:t>
-      </w:r>
-    </w:p>
-    <w:p>
-      <w:pPr>
-        <w:pStyle w:val="FirstParagraph"/>
-      </w:pPr>
-      <w:r>
-        <w:t xml:space="preserve">Special methods are needed to handle interference, which is beyond the scope of the standard framework introduced in this chapter. For now, we assume no interference.</w:t>
-      </w:r>
-    </w:p>
-    <w:bookmarkStart w:id="28" w:name="temporal-consistency"/>
-    <w:p>
-      <w:pPr>
-        <w:pStyle w:val="Heading3"/>
-      </w:pPr>
-      <w:ins w:id="85" w:author="PR Preview" w:date="2024-01-01T00:00:00Z">
-        <w:r>
-          <w:t xml:space="preserve">5.1 Temporal Consistency</w:t>
-        </w:r>
-      </w:ins>
-    </w:p>
-    <w:p>
-      <w:pPr>
-        <w:pStyle w:val="FirstParagraph"/>
-      </w:pPr>
-      <w:r>
-        <w:t xml:space="preserve">Consistency also requires that the</w:t>
-      </w:r>
-      <w:r>
-        <w:t xml:space="preserve"> </w:t>
-      </w:r>
-      <w:r>
-        <w:rPr>
-          <w:b/>
-          <w:bCs/>
-        </w:rPr>
-        <w:t xml:space="preserve">timing</w:t>
-      </w:r>
-      <w:r>
-        <w:t xml:space="preserve"> </w:t>
-      </w:r>
-      <w:r>
-        <w:t xml:space="preserve">of treatment and outcome measurement is well-defined.</w:t>
-      </w:r>
-    </w:p>
-    <w:p>
-      <w:pPr>
-        <w:pStyle w:val="BodyText"/>
-      </w:pPr>
-      <w:r>
-        <w:t xml:space="preserve">If we ask</w:t>
-      </w:r>
-      <w:r>
-        <w:t xml:space="preserve"> </w:t>
-      </w:r>
-      <w:r>
-        <w:t xml:space="preserve">“What is the effect of treatment on the outcome?”</w:t>
-      </w:r>
-      <w:r>
-        <w:t xml:space="preserve">, we must specify:</w:t>
       </w:r>
     </w:p>
     <w:p>
@@ -3613,7 +3721,10 @@
         </w:numPr>
       </w:pPr>
       <w:r>
-        <w:t xml:space="preserve">When is treatment received?</w:t>
+        <w:t xml:space="preserve">Social network studies (peer effects)</w:t>
+      </w:r>
+      <w:r>
+        <w:br/>
       </w:r>
     </w:p>
     <w:p>
@@ -3625,7 +3736,19 @@
         </w:numPr>
       </w:pPr>
       <w:r>
-        <w:t xml:space="preserve">When is the outcome measured?</w:t>
+        <w:t xml:space="preserve">Environmental exposures (shared exposures)</w:t>
+      </w:r>
+    </w:p>
+    <w:p>
+      <w:pPr>
+        <w:pStyle w:val="Compact"/>
+        <w:numPr>
+          <w:ilvl w:val="0"/>
+          <w:numId w:val="1010"/>
+        </w:numPr>
+      </w:pPr>
+      <w:r>
+        <w:t xml:space="preserve">Cluster randomized trials</w:t>
       </w:r>
     </w:p>
     <w:p>
@@ -3633,47 +3756,19 @@
         <w:pStyle w:val="FirstParagraph"/>
       </w:pPr>
       <w:r>
-        <w:t xml:space="preserve">For example, the effect of exercise on weight at 6 months may differ from the effect on weight at 1 year. We need to be precise about the follow-up time.</w:t>
-      </w:r>
-    </w:p>
-    <w:bookmarkEnd w:id="28"/>
-    <w:bookmarkEnd w:id="29"/>
-    <w:bookmarkStart w:id="34" w:name="the-target-trial-pp.-34-36"/>
-    <w:p>
-      <w:pPr>
-        <w:pStyle w:val="Heading2"/>
-      </w:pPr>
-      <w:r>
-        <w:t xml:space="preserve">6 3.6 The Target Trial (pp. 34-36)</w:t>
-      </w:r>
-    </w:p>
-    <w:p>
-      <w:r>
-        <w:pict>
-          <v:rect style="width:0;height:1.5pt" o:hralign="center" o:hrstd="t" o:hr="t"/>
-        </w:pict>
-      </w:r>
-    </w:p>
-    <w:p>
-      <w:pPr>
-        <w:pStyle w:val="FirstParagraph"/>
-      </w:pPr>
-      <w:r>
-        <w:t xml:space="preserve">A useful framework for thinking about identifiability conditions in observational studies is the</w:t>
-      </w:r>
-      <w:r>
-        <w:t xml:space="preserve"> </w:t>
-      </w:r>
-      <w:r>
-        <w:rPr>
-          <w:b/>
-          <w:bCs/>
-        </w:rPr>
-        <w:t xml:space="preserve">target trial</w:t>
-      </w:r>
-      <w:r>
-        <w:t xml:space="preserve">.</w:t>
-      </w:r>
+        <w:t xml:space="preserve">Special methods are needed to handle interference, which is beyond the scope of the standard framework introduced in this chapter. For now, we assume no interference.</w:t>
+      </w:r>
+    </w:p>
+    <w:bookmarkStart w:id="33" w:name="temporal-consistency"/>
+    <w:p>
+      <w:pPr>
+        <w:pStyle w:val="Heading3"/>
+      </w:pPr>
+      <w:ins w:id="78" w:author="PR Preview" w:date="2024-01-01T00:00:00Z">
+        <w:r>
+          <w:t xml:space="preserve">5.1 Temporal Consistency</w:t>
+        </w:r>
+      </w:ins>
     </w:p>
     <w:tbl>
       <w:tblPr>
@@ -3703,13 +3798,13 @@
           </w:tcPr>
           <w:p>
             <w:pPr>
-              <w:pStyle w:val="BodyText"/>
+              <w:pStyle w:val="FirstParagraph"/>
             </w:pPr>
             <w:pPr>
               <w:spacing w:before="16" w:after="64"/>
             </w:pPr>
           </w:p>
-          <w:bookmarkStart w:id="30" w:name="def-target-trial"/>
+          <w:bookmarkStart w:id="32" w:name="def-temporal-consistency"/>
           <w:p>
             <w:pPr>
               <w:pStyle w:val="BodyText"/>
@@ -3719,13 +3814,13 @@
                 <w:b/>
                 <w:bCs/>
               </w:rPr>
-              <w:t xml:space="preserve">Definition 7 (Target Trial)</w:t>
-            </w:r>
-            <w:r>
-              <w:t xml:space="preserve"> </w:t>
-            </w:r>
-            <w:r>
-              <w:t xml:space="preserve">The</w:t>
+              <w:t xml:space="preserve">Definition 11 (Temporal Consistency)</w:t>
+            </w:r>
+            <w:r>
+              <w:t xml:space="preserve"> </w:t>
+            </w:r>
+            <w:r>
+              <w:t xml:space="preserve">Consistency also requires that the</w:t>
             </w:r>
             <w:r>
               <w:t xml:space="preserve"> </w:t>
@@ -3735,108 +3830,34 @@
                 <w:b/>
                 <w:bCs/>
               </w:rPr>
-              <w:t xml:space="preserve">target trial</w:t>
-            </w:r>
-            <w:r>
-              <w:t xml:space="preserve"> </w:t>
-            </w:r>
-            <w:r>
-              <w:t xml:space="preserve">is the (hypothetical) randomized experiment we would conduct if we could. By specifying the target trial, we clarify:</w:t>
-            </w:r>
-          </w:p>
-          <w:p>
-            <w:pPr>
-              <w:pStyle w:val="Compact"/>
-              <w:numPr>
-                <w:ilvl w:val="0"/>
-                <w:numId w:val="1011"/>
-              </w:numPr>
-            </w:pPr>
-            <w:r>
-              <w:t xml:space="preserve">The causal question we are trying to answer</w:t>
-            </w:r>
-          </w:p>
-          <w:p>
-            <w:pPr>
-              <w:pStyle w:val="Compact"/>
-              <w:numPr>
-                <w:ilvl w:val="0"/>
-                <w:numId w:val="1011"/>
-              </w:numPr>
-            </w:pPr>
-            <w:r>
-              <w:t xml:space="preserve">The treatment comparison of interest</w:t>
-            </w:r>
-          </w:p>
-          <w:p>
-            <w:pPr>
-              <w:pStyle w:val="Compact"/>
-              <w:numPr>
-                <w:ilvl w:val="0"/>
-                <w:numId w:val="1011"/>
-              </w:numPr>
-            </w:pPr>
-            <w:r>
-              <w:t xml:space="preserve">The outcome and follow-up time</w:t>
-            </w:r>
-          </w:p>
-          <w:p>
-            <w:pPr>
-              <w:pStyle w:val="Compact"/>
-              <w:numPr>
-                <w:ilvl w:val="0"/>
-                <w:numId w:val="1011"/>
-              </w:numPr>
-            </w:pPr>
-            <w:r>
-              <w:t xml:space="preserve">The eligibility criteria</w:t>
-            </w:r>
-          </w:p>
-          <w:p>
-            <w:pPr>
-              <w:pStyle w:val="Compact"/>
-              <w:numPr>
-                <w:ilvl w:val="0"/>
-                <w:numId w:val="1011"/>
-              </w:numPr>
-            </w:pPr>
-            <w:r>
-              <w:t xml:space="preserve">The estimand (parameter to be estimated)</w:t>
-            </w:r>
-          </w:p>
-          <w:bookmarkEnd w:id="30"/>
+              <w:t xml:space="preserve">timing</w:t>
+            </w:r>
+            <w:r>
+              <w:t xml:space="preserve"> </w:t>
+            </w:r>
+            <w:r>
+              <w:t xml:space="preserve">of treatment and outcome measurement is well-defined: we must specify when treatment is received and when the outcome is measured.</w:t>
+            </w:r>
+          </w:p>
+          <w:bookmarkEnd w:id="32"/>
         </w:tc>
       </w:tr>
     </w:tbl>
-    <w:bookmarkStart w:id="31" w:name="emulating-the-target-trial"/>
-    <w:p>
-      <w:pPr>
-        <w:pStyle w:val="Heading3"/>
-      </w:pPr>
-      <w:r>
-        <w:t xml:space="preserve">6.1 Emulating the Target Trial</w:t>
-      </w:r>
-    </w:p>
-    <w:p>
-      <w:pPr>
-        <w:pStyle w:val="FirstParagraph"/>
-      </w:pPr>
-      <w:r>
-        <w:t xml:space="preserve">When conducting an observational study, we should ask:</w:t>
-      </w:r>
-      <w:r>
-        <w:t xml:space="preserve"> </w:t>
-      </w:r>
-      <w:r>
-        <w:t xml:space="preserve">“How closely can we emulate the target trial with the available data?”</w:t>
-      </w:r>
-    </w:p>
     <w:p>
       <w:pPr>
         <w:pStyle w:val="BodyText"/>
       </w:pPr>
       <w:r>
-        <w:t xml:space="preserve">The identifiability conditions can be understood as requirements for successfully emulating a randomized experiment:</w:t>
+        <w:t xml:space="preserve">If we ask</w:t>
+      </w:r>
+      <w:r>
+        <w:t xml:space="preserve"> </w:t>
+      </w:r>
+      <w:r>
+        <w:t xml:space="preserve">“What is the effect of treatment on the outcome?”</w:t>
+      </w:r>
+      <w:r>
+        <w:t xml:space="preserve">, we must specify:</w:t>
       </w:r>
     </w:p>
     <w:p>
@@ -3844,136 +3865,70 @@
         <w:pStyle w:val="Compact"/>
         <w:numPr>
           <w:ilvl w:val="0"/>
-          <w:numId w:val="1012"/>
+          <w:numId w:val="1011"/>
         </w:numPr>
       </w:pPr>
+      <w:r>
+        <w:t xml:space="preserve">When is treatment received?</w:t>
+      </w:r>
+    </w:p>
+    <w:p>
+      <w:pPr>
+        <w:pStyle w:val="Compact"/>
+        <w:numPr>
+          <w:ilvl w:val="0"/>
+          <w:numId w:val="1011"/>
+        </w:numPr>
+      </w:pPr>
+      <w:r>
+        <w:t xml:space="preserve">When is the outcome measured?</w:t>
+      </w:r>
+    </w:p>
+    <w:p>
+      <w:pPr>
+        <w:pStyle w:val="FirstParagraph"/>
+      </w:pPr>
+      <w:r>
+        <w:t xml:space="preserve">For example, the effect of exercise on weight at 6 months may differ from the effect on weight at 1 year. We need to be precise about the follow-up time.</w:t>
+      </w:r>
+    </w:p>
+    <w:bookmarkEnd w:id="33"/>
+    <w:bookmarkEnd w:id="34"/>
+    <w:bookmarkStart w:id="39" w:name="the-target-trial-pp.-34-36"/>
+    <w:p>
+      <w:pPr>
+        <w:pStyle w:val="Heading2"/>
+      </w:pPr>
+      <w:r>
+        <w:t xml:space="preserve">6 3.6 The Target Trial (pp. 34-36)</w:t>
+      </w:r>
+    </w:p>
+    <w:p>
+      <w:r>
+        <w:pict>
+          <v:rect style="width:0;height:1.5pt" o:hralign="center" o:hrstd="t" o:hr="t"/>
+        </w:pict>
+      </w:r>
+    </w:p>
+    <w:p>
+      <w:pPr>
+        <w:pStyle w:val="FirstParagraph"/>
+      </w:pPr>
+      <w:r>
+        <w:t xml:space="preserve">A useful framework for thinking about identifiability conditions in observational studies is the</w:t>
+      </w:r>
+      <w:r>
+        <w:t xml:space="preserve"> </w:t>
+      </w:r>
       <w:r>
         <w:rPr>
           <w:b/>
           <w:bCs/>
         </w:rPr>
-        <w:t xml:space="preserve">Exchangeability</w:t>
-      </w:r>
-      <w:r>
-        <w:t xml:space="preserve">: Can we adjust for confounders to simulate randomization?</w:t>
-      </w:r>
-    </w:p>
-    <w:p>
-      <w:pPr>
-        <w:pStyle w:val="Compact"/>
-        <w:numPr>
-          <w:ilvl w:val="0"/>
-          <w:numId w:val="1012"/>
-        </w:numPr>
-      </w:pPr>
-      <w:r>
-        <w:rPr>
-          <w:b/>
-          <w:bCs/>
-        </w:rPr>
-        <w:t xml:space="preserve">Positivity</w:t>
-      </w:r>
-      <w:r>
-        <w:t xml:space="preserve">: Do we have both treated and untreated individuals in all relevant subgroups?</w:t>
-      </w:r>
-    </w:p>
-    <w:p>
-      <w:pPr>
-        <w:pStyle w:val="Compact"/>
-        <w:numPr>
-          <w:ilvl w:val="0"/>
-          <w:numId w:val="1012"/>
-        </w:numPr>
-      </w:pPr>
-      <w:r>
-        <w:rPr>
-          <w:b/>
-          <w:bCs/>
-        </w:rPr>
-        <w:t xml:space="preserve">Consistency</w:t>
-      </w:r>
-      <w:r>
-        <w:t xml:space="preserve">: Is the treatment well-defined, matching what would be implemented in the trial?</w:t>
-      </w:r>
-    </w:p>
-    <w:p>
-      <w:pPr>
-        <w:pStyle w:val="FirstParagraph"/>
-      </w:pPr>
-      <w:r>
-        <w:t xml:space="preserve">The target trial framework is especially useful for:</w:t>
-      </w:r>
-    </w:p>
-    <w:p>
-      <w:pPr>
-        <w:numPr>
-          <w:ilvl w:val="0"/>
-          <w:numId w:val="1013"/>
-        </w:numPr>
-      </w:pPr>
-      <w:r>
-        <w:rPr>
-          <w:b/>
-          <w:bCs/>
-        </w:rPr>
-        <w:t xml:space="preserve">Clarifying the causal question</w:t>
-      </w:r>
-      <w:r>
-        <w:t xml:space="preserve">: By specifying exactly what randomized trial we would run, we force ourselves to be precise about what causal effect we want to estimate</w:t>
-      </w:r>
-    </w:p>
-    <w:p>
-      <w:pPr>
-        <w:numPr>
-          <w:ilvl w:val="0"/>
-          <w:numId w:val="1013"/>
-        </w:numPr>
-      </w:pPr>
-      <w:r>
-        <w:rPr>
-          <w:b/>
-          <w:bCs/>
-        </w:rPr>
-        <w:t xml:space="preserve">Identifying potential biases</w:t>
-      </w:r>
-      <w:r>
-        <w:t xml:space="preserve">: Differences between the target trial and our observational study reveal potential sources of bias</w:t>
-      </w:r>
-    </w:p>
-    <w:p>
-      <w:pPr>
-        <w:numPr>
-          <w:ilvl w:val="0"/>
-          <w:numId w:val="1013"/>
-        </w:numPr>
-      </w:pPr>
-      <w:r>
-        <w:rPr>
-          <w:b/>
-          <w:bCs/>
-        </w:rPr>
-        <w:t xml:space="preserve">Guiding analysis</w:t>
-      </w:r>
-      <w:r>
-        <w:t xml:space="preserve">: The analysis plan should mimic what we would do in the target trial (e.g., intention-to-treat analysis, per-protocol analysis)</w:t>
-      </w:r>
-    </w:p>
-    <w:p>
-      <w:pPr>
-        <w:pStyle w:val="FirstParagraph"/>
-      </w:pPr>
-      <w:r>
-        <w:t xml:space="preserve">This framework will be revisited throughout the book, particularly in Part III when we discuss time-varying treatments and complex longitudinal data.</w:t>
-      </w:r>
-    </w:p>
-    <w:bookmarkEnd w:id="31"/>
-    <w:bookmarkStart w:id="33" w:name="X6fe384597d9f8447dce47bfd3876580064caa9f"/>
-    <w:p>
-      <w:pPr>
-        <w:pStyle w:val="Heading3"/>
-      </w:pPr>
-      <w:r>
-        <w:t xml:space="preserve">6.2 Example: Target Trial for Statins and Cardiovascular Disease</w:t>
+        <w:t xml:space="preserve">target trial</w:t>
+      </w:r>
+      <w:r>
+        <w:t xml:space="preserve">.</w:t>
       </w:r>
     </w:p>
     <w:tbl>
@@ -4004,13 +3959,314 @@
           </w:tcPr>
           <w:p>
             <w:pPr>
+              <w:pStyle w:val="BodyText"/>
+            </w:pPr>
+            <w:pPr>
+              <w:spacing w:before="16" w:after="64"/>
+            </w:pPr>
+          </w:p>
+          <w:bookmarkStart w:id="35" w:name="def-target-trial"/>
+          <w:p>
+            <w:pPr>
+              <w:pStyle w:val="BodyText"/>
+            </w:pPr>
+            <w:r>
+              <w:rPr>
+                <w:b/>
+                <w:bCs/>
+              </w:rPr>
+              <w:t xml:space="preserve">Definition 12 (Target Trial)</w:t>
+            </w:r>
+            <w:r>
+              <w:t xml:space="preserve"> </w:t>
+            </w:r>
+            <w:r>
+              <w:t xml:space="preserve">The</w:t>
+            </w:r>
+            <w:r>
+              <w:t xml:space="preserve"> </w:t>
+            </w:r>
+            <w:r>
+              <w:rPr>
+                <w:b/>
+                <w:bCs/>
+              </w:rPr>
+              <w:t xml:space="preserve">target trial</w:t>
+            </w:r>
+            <w:r>
+              <w:t xml:space="preserve"> </w:t>
+            </w:r>
+            <w:r>
+              <w:t xml:space="preserve">is the (hypothetical) randomized experiment we would conduct if we could. By specifying the target trial, we clarify:</w:t>
+            </w:r>
+          </w:p>
+          <w:p>
+            <w:pPr>
+              <w:pStyle w:val="Compact"/>
+              <w:numPr>
+                <w:ilvl w:val="0"/>
+                <w:numId w:val="1012"/>
+              </w:numPr>
+            </w:pPr>
+            <w:r>
+              <w:t xml:space="preserve">The causal question we are trying to answer</w:t>
+            </w:r>
+          </w:p>
+          <w:p>
+            <w:pPr>
+              <w:pStyle w:val="Compact"/>
+              <w:numPr>
+                <w:ilvl w:val="0"/>
+                <w:numId w:val="1012"/>
+              </w:numPr>
+            </w:pPr>
+            <w:r>
+              <w:t xml:space="preserve">The treatment comparison of interest</w:t>
+            </w:r>
+          </w:p>
+          <w:p>
+            <w:pPr>
+              <w:pStyle w:val="Compact"/>
+              <w:numPr>
+                <w:ilvl w:val="0"/>
+                <w:numId w:val="1012"/>
+              </w:numPr>
+            </w:pPr>
+            <w:r>
+              <w:t xml:space="preserve">The outcome and follow-up time</w:t>
+            </w:r>
+          </w:p>
+          <w:p>
+            <w:pPr>
+              <w:pStyle w:val="Compact"/>
+              <w:numPr>
+                <w:ilvl w:val="0"/>
+                <w:numId w:val="1012"/>
+              </w:numPr>
+            </w:pPr>
+            <w:r>
+              <w:t xml:space="preserve">The eligibility criteria</w:t>
+            </w:r>
+          </w:p>
+          <w:p>
+            <w:pPr>
+              <w:pStyle w:val="Compact"/>
+              <w:numPr>
+                <w:ilvl w:val="0"/>
+                <w:numId w:val="1012"/>
+              </w:numPr>
+            </w:pPr>
+            <w:r>
+              <w:t xml:space="preserve">The estimand (parameter to be estimated)</w:t>
+            </w:r>
+          </w:p>
+          <w:bookmarkEnd w:id="35"/>
+        </w:tc>
+      </w:tr>
+    </w:tbl>
+    <w:bookmarkStart w:id="36" w:name="emulating-the-target-trial"/>
+    <w:p>
+      <w:pPr>
+        <w:pStyle w:val="Heading3"/>
+      </w:pPr>
+      <w:r>
+        <w:t xml:space="preserve">6.1 Emulating the Target Trial</w:t>
+      </w:r>
+    </w:p>
+    <w:p>
+      <w:pPr>
+        <w:pStyle w:val="FirstParagraph"/>
+      </w:pPr>
+      <w:r>
+        <w:t xml:space="preserve">When conducting an observational study, we should ask:</w:t>
+      </w:r>
+      <w:r>
+        <w:t xml:space="preserve"> </w:t>
+      </w:r>
+      <w:r>
+        <w:t xml:space="preserve">“How closely can we emulate the target trial with the available data?”</w:t>
+      </w:r>
+    </w:p>
+    <w:p>
+      <w:pPr>
+        <w:pStyle w:val="BodyText"/>
+      </w:pPr>
+      <w:r>
+        <w:t xml:space="preserve">The identifiability conditions can be understood as requirements for successfully emulating a randomized experiment:</w:t>
+      </w:r>
+    </w:p>
+    <w:p>
+      <w:pPr>
+        <w:pStyle w:val="Compact"/>
+        <w:numPr>
+          <w:ilvl w:val="0"/>
+          <w:numId w:val="1013"/>
+        </w:numPr>
+      </w:pPr>
+      <w:r>
+        <w:rPr>
+          <w:b/>
+          <w:bCs/>
+        </w:rPr>
+        <w:t xml:space="preserve">Exchangeability</w:t>
+      </w:r>
+      <w:r>
+        <w:t xml:space="preserve">: Can we adjust for confounders to simulate randomization?</w:t>
+      </w:r>
+    </w:p>
+    <w:p>
+      <w:pPr>
+        <w:pStyle w:val="Compact"/>
+        <w:numPr>
+          <w:ilvl w:val="0"/>
+          <w:numId w:val="1013"/>
+        </w:numPr>
+      </w:pPr>
+      <w:r>
+        <w:rPr>
+          <w:b/>
+          <w:bCs/>
+        </w:rPr>
+        <w:t xml:space="preserve">Positivity</w:t>
+      </w:r>
+      <w:r>
+        <w:t xml:space="preserve">: Do we have both treated and untreated individuals in all relevant subgroups?</w:t>
+      </w:r>
+    </w:p>
+    <w:p>
+      <w:pPr>
+        <w:pStyle w:val="Compact"/>
+        <w:numPr>
+          <w:ilvl w:val="0"/>
+          <w:numId w:val="1013"/>
+        </w:numPr>
+      </w:pPr>
+      <w:r>
+        <w:rPr>
+          <w:b/>
+          <w:bCs/>
+        </w:rPr>
+        <w:t xml:space="preserve">Consistency</w:t>
+      </w:r>
+      <w:r>
+        <w:t xml:space="preserve">: Is the treatment well-defined, matching what would be implemented in the trial?</w:t>
+      </w:r>
+    </w:p>
+    <w:p>
+      <w:pPr>
+        <w:pStyle w:val="FirstParagraph"/>
+      </w:pPr>
+      <w:r>
+        <w:t xml:space="preserve">The target trial framework is especially useful for:</w:t>
+      </w:r>
+    </w:p>
+    <w:p>
+      <w:pPr>
+        <w:numPr>
+          <w:ilvl w:val="0"/>
+          <w:numId w:val="1014"/>
+        </w:numPr>
+      </w:pPr>
+      <w:r>
+        <w:rPr>
+          <w:b/>
+          <w:bCs/>
+        </w:rPr>
+        <w:t xml:space="preserve">Clarifying the causal question</w:t>
+      </w:r>
+      <w:r>
+        <w:t xml:space="preserve">: By specifying exactly what randomized trial we would run, we force ourselves to be precise about what causal effect we want to estimate</w:t>
+      </w:r>
+    </w:p>
+    <w:p>
+      <w:pPr>
+        <w:numPr>
+          <w:ilvl w:val="0"/>
+          <w:numId w:val="1014"/>
+        </w:numPr>
+      </w:pPr>
+      <w:r>
+        <w:rPr>
+          <w:b/>
+          <w:bCs/>
+        </w:rPr>
+        <w:t xml:space="preserve">Identifying potential biases</w:t>
+      </w:r>
+      <w:r>
+        <w:t xml:space="preserve">: Differences between the target trial and our observational study reveal potential sources of bias</w:t>
+      </w:r>
+    </w:p>
+    <w:p>
+      <w:pPr>
+        <w:numPr>
+          <w:ilvl w:val="0"/>
+          <w:numId w:val="1014"/>
+        </w:numPr>
+      </w:pPr>
+      <w:r>
+        <w:rPr>
+          <w:b/>
+          <w:bCs/>
+        </w:rPr>
+        <w:t xml:space="preserve">Guiding analysis</w:t>
+      </w:r>
+      <w:r>
+        <w:t xml:space="preserve">: The analysis plan should mimic what we would do in the target trial (e.g., intention-to-treat analysis, per-protocol analysis)</w:t>
+      </w:r>
+    </w:p>
+    <w:p>
+      <w:pPr>
+        <w:pStyle w:val="FirstParagraph"/>
+      </w:pPr>
+      <w:r>
+        <w:t xml:space="preserve">This framework will be revisited throughout the book, particularly in Part III when we discuss time-varying treatments and complex longitudinal data.</w:t>
+      </w:r>
+    </w:p>
+    <w:bookmarkEnd w:id="36"/>
+    <w:bookmarkStart w:id="38" w:name="X6fe384597d9f8447dce47bfd3876580064caa9f"/>
+    <w:p>
+      <w:pPr>
+        <w:pStyle w:val="Heading3"/>
+      </w:pPr>
+      <w:r>
+        <w:t xml:space="preserve">6.2 Example: Target Trial for Statins and Cardiovascular Disease</w:t>
+      </w:r>
+    </w:p>
+    <w:tbl>
+      <w:tblPr>
+        <w:tblStyle w:val="Table"/>
+        <w:tblInd w:w="164" w:type="dxa"/>
+        <w:tblBorders>
+          <w:left w:val="single" w:sz="24" w:space="0" w:color="909090"/>
+        </w:tblBorders>
+        <w:tblCellMar>
+          <w:left w:w="0" w:type="dxa"/>
+          <w:right w:w="0" w:type="dxa"/>
+        </w:tblCellMar>
+        <w:tblLook w:firstRow="0" w:lastRow="0" w:firstColumn="0" w:lastColumn="0" w:noHBand="0" w:noVBand="0" w:val="0000"/>
+      </w:tblPr>
+      <w:tblGrid>
+        <w:gridCol w:w="7920"/>
+      </w:tblGrid>
+      <w:tr>
+        <w:trPr>
+          <w:cantSplit/>
+        </w:trPr>
+        <w:tc>
+          <w:tcPr>
+            <w:tcMar>
+              <w:left w:w="144" w:type="dxa"/>
+            </w:tcMar>
+          </w:tcPr>
+          <w:p>
+            <w:pPr>
               <w:pStyle w:val="FirstParagraph"/>
             </w:pPr>
             <w:pPr>
               <w:spacing w:before="16" w:after="64"/>
             </w:pPr>
           </w:p>
-          <w:bookmarkStart w:id="32" w:name="exm-target-trial"/>
+          <w:bookmarkStart w:id="37" w:name="exm-target-trial"/>
           <w:p>
             <w:pPr>
               <w:pStyle w:val="BodyText"/>
@@ -4056,7 +4312,7 @@
               <w:pStyle w:val="Compact"/>
               <w:numPr>
                 <w:ilvl w:val="0"/>
-                <w:numId w:val="1014"/>
+                <w:numId w:val="1015"/>
               </w:numPr>
             </w:pPr>
             <w:r>
@@ -4075,7 +4331,7 @@
               <w:pStyle w:val="Compact"/>
               <w:numPr>
                 <w:ilvl w:val="0"/>
-                <w:numId w:val="1014"/>
+                <w:numId w:val="1015"/>
               </w:numPr>
             </w:pPr>
             <w:r>
@@ -4094,7 +4350,7 @@
               <w:pStyle w:val="Compact"/>
               <w:numPr>
                 <w:ilvl w:val="0"/>
-                <w:numId w:val="1014"/>
+                <w:numId w:val="1015"/>
               </w:numPr>
             </w:pPr>
             <w:r>
@@ -4113,7 +4369,7 @@
               <w:pStyle w:val="Compact"/>
               <w:numPr>
                 <w:ilvl w:val="0"/>
-                <w:numId w:val="1014"/>
+                <w:numId w:val="1015"/>
               </w:numPr>
             </w:pPr>
             <w:r>
@@ -4132,7 +4388,7 @@
               <w:pStyle w:val="Compact"/>
               <w:numPr>
                 <w:ilvl w:val="0"/>
-                <w:numId w:val="1014"/>
+                <w:numId w:val="1015"/>
               </w:numPr>
             </w:pPr>
             <w:r>
@@ -4273,7 +4529,7 @@
               <w:pStyle w:val="Compact"/>
               <w:numPr>
                 <w:ilvl w:val="0"/>
-                <w:numId w:val="1015"/>
+                <w:numId w:val="1016"/>
               </w:numPr>
             </w:pPr>
             <w:r>
@@ -4285,7 +4541,7 @@
               <w:pStyle w:val="Compact"/>
               <w:numPr>
                 <w:ilvl w:val="0"/>
-                <w:numId w:val="1015"/>
+                <w:numId w:val="1016"/>
               </w:numPr>
             </w:pPr>
             <w:r>
@@ -4297,7 +4553,7 @@
               <w:pStyle w:val="Compact"/>
               <w:numPr>
                 <w:ilvl w:val="0"/>
-                <w:numId w:val="1015"/>
+                <w:numId w:val="1016"/>
               </w:numPr>
             </w:pPr>
             <w:r>
@@ -4323,14 +4579,14 @@
               <w:pStyle w:val="Compact"/>
               <w:numPr>
                 <w:ilvl w:val="0"/>
-                <w:numId w:val="1015"/>
+                <w:numId w:val="1016"/>
               </w:numPr>
             </w:pPr>
             <w:r>
               <w:t xml:space="preserve">Follow individuals for 5 years, censoring if they move or die from non-CVD causes</w:t>
             </w:r>
           </w:p>
-          <w:bookmarkEnd w:id="32"/>
+          <w:bookmarkEnd w:id="37"/>
         </w:tc>
       </w:tr>
     </w:tbl>
@@ -4346,7 +4602,7 @@
       <w:pPr>
         <w:numPr>
           <w:ilvl w:val="0"/>
-          <w:numId w:val="1016"/>
+          <w:numId w:val="1017"/>
         </w:numPr>
       </w:pPr>
       <w:r>
@@ -4364,7 +4620,7 @@
       <w:pPr>
         <w:numPr>
           <w:ilvl w:val="0"/>
-          <w:numId w:val="1016"/>
+          <w:numId w:val="1017"/>
         </w:numPr>
       </w:pPr>
       <w:r>
@@ -4382,7 +4638,7 @@
       <w:pPr>
         <w:numPr>
           <w:ilvl w:val="0"/>
-          <w:numId w:val="1016"/>
+          <w:numId w:val="1017"/>
         </w:numPr>
       </w:pPr>
       <w:r>
@@ -4416,9 +4672,9 @@
         <w:t xml:space="preserve">The target trial framework helps us think systematically about these issues.</w:t>
       </w:r>
     </w:p>
-    <w:bookmarkEnd w:id="33"/>
-    <w:bookmarkEnd w:id="34"/>
-    <w:bookmarkStart w:id="35" w:name="summary"/>
+    <w:bookmarkEnd w:id="38"/>
+    <w:bookmarkEnd w:id="39"/>
+    <w:bookmarkStart w:id="40" w:name="summary"/>
     <w:p>
       <w:pPr>
         <w:pStyle w:val="Heading2"/>
@@ -4463,7 +4719,7 @@
         <w:pStyle w:val="Compact"/>
         <w:numPr>
           <w:ilvl w:val="0"/>
-          <w:numId w:val="1017"/>
+          <w:numId w:val="1018"/>
         </w:numPr>
       </w:pPr>
       <w:r>
@@ -4538,7 +4794,7 @@
         <w:pStyle w:val="Compact"/>
         <w:numPr>
           <w:ilvl w:val="0"/>
-          <w:numId w:val="1017"/>
+          <w:numId w:val="1018"/>
         </w:numPr>
       </w:pPr>
       <w:r>
@@ -4644,7 +4900,7 @@
         <w:pStyle w:val="Compact"/>
         <w:numPr>
           <w:ilvl w:val="0"/>
-          <w:numId w:val="1017"/>
+          <w:numId w:val="1018"/>
         </w:numPr>
       </w:pPr>
       <w:r>
@@ -4753,7 +5009,7 @@
         <w:pStyle w:val="Compact"/>
         <w:numPr>
           <w:ilvl w:val="0"/>
-          <w:numId w:val="1018"/>
+          <w:numId w:val="1019"/>
         </w:numPr>
       </w:pPr>
       <w:r>
@@ -4765,7 +5021,7 @@
         <w:pStyle w:val="Compact"/>
         <w:numPr>
           <w:ilvl w:val="0"/>
-          <w:numId w:val="1018"/>
+          <w:numId w:val="1019"/>
         </w:numPr>
       </w:pPr>
       <w:r>
@@ -4777,7 +5033,7 @@
         <w:pStyle w:val="Compact"/>
         <w:numPr>
           <w:ilvl w:val="0"/>
-          <w:numId w:val="1018"/>
+          <w:numId w:val="1019"/>
         </w:numPr>
       </w:pPr>
       <w:r>
@@ -4789,7 +5045,7 @@
         <w:pStyle w:val="Compact"/>
         <w:numPr>
           <w:ilvl w:val="0"/>
-          <w:numId w:val="1018"/>
+          <w:numId w:val="1019"/>
         </w:numPr>
       </w:pPr>
       <w:r>
@@ -4801,7 +5057,7 @@
         <w:pStyle w:val="Compact"/>
         <w:numPr>
           <w:ilvl w:val="0"/>
-          <w:numId w:val="1018"/>
+          <w:numId w:val="1019"/>
         </w:numPr>
       </w:pPr>
       <w:r>
@@ -4816,8 +5072,8 @@
         <w:t xml:space="preserve">The three identifiability conditions introduced in this chapter will appear repeatedly throughout the book. They are the foundation of all causal inference from observational data.</w:t>
       </w:r>
     </w:p>
-    <w:bookmarkEnd w:id="35"/>
-    <w:bookmarkStart w:id="39" w:name="references"/>
+    <w:bookmarkEnd w:id="40"/>
+    <w:bookmarkStart w:id="44" w:name="references"/>
     <w:p>
       <w:pPr>
         <w:pStyle w:val="Heading2"/>
@@ -4833,8 +5089,8 @@
         </w:pict>
       </w:r>
     </w:p>
-    <w:bookmarkStart w:id="38" w:name="refs"/>
-    <w:bookmarkStart w:id="37" w:name="ref-hernan2020causal"/>
+    <w:bookmarkStart w:id="43" w:name="refs"/>
+    <w:bookmarkStart w:id="42" w:name="ref-hernan2020causal"/>
     <w:p>
       <w:pPr>
         <w:pStyle w:val="Bibliography"/>
@@ -4858,7 +5114,7 @@
       <w:r>
         <w:t xml:space="preserve"> </w:t>
       </w:r>
-      <w:hyperlink r:id="rId36">
+      <w:hyperlink r:id="rId41">
         <w:r>
           <w:rPr>
             <w:rStyle w:val="Hyperlink"/>
@@ -4870,9 +5126,9 @@
         <w:t xml:space="preserve">.</w:t>
       </w:r>
     </w:p>
-    <w:bookmarkEnd w:id="37"/>
-    <w:bookmarkEnd w:id="38"/>
-    <w:bookmarkEnd w:id="39"/>
+    <w:bookmarkEnd w:id="42"/>
+    <w:bookmarkEnd w:id="43"/>
+    <w:bookmarkEnd w:id="44"/>
     <w:sectPr>
       <w:footnotePr>
         <w:numRestart w:val="eachSect"/>
@@ -5271,6 +5527,24 @@
     <w:abstractNumId w:val="991"/>
   </w:num>
   <w:num w:numId="1006">
+    <w:abstractNumId w:val="991"/>
+  </w:num>
+  <w:num w:numId="1007">
+    <w:abstractNumId w:val="991"/>
+  </w:num>
+  <w:num w:numId="1008">
+    <w:abstractNumId w:val="991"/>
+  </w:num>
+  <w:num w:numId="1009">
+    <w:abstractNumId w:val="991"/>
+  </w:num>
+  <w:num w:numId="1010">
+    <w:abstractNumId w:val="991"/>
+  </w:num>
+  <w:num w:numId="1011">
+    <w:abstractNumId w:val="991"/>
+  </w:num>
+  <w:num w:numId="1012">
     <w:abstractNumId w:val="99411"/>
     <w:lvlOverride w:ilvl="0">
       <w:startOverride w:val="1"/>
@@ -5300,19 +5574,10 @@
       <w:startOverride w:val="1"/>
     </w:lvlOverride>
   </w:num>
-  <w:num w:numId="1007">
+  <w:num w:numId="1013">
     <w:abstractNumId w:val="991"/>
   </w:num>
-  <w:num w:numId="1008">
-    <w:abstractNumId w:val="991"/>
-  </w:num>
-  <w:num w:numId="1009">
-    <w:abstractNumId w:val="991"/>
-  </w:num>
-  <w:num w:numId="1010">
-    <w:abstractNumId w:val="991"/>
-  </w:num>
-  <w:num w:numId="1011">
+  <w:num w:numId="1014">
     <w:abstractNumId w:val="99411"/>
     <w:lvlOverride w:ilvl="0">
       <w:startOverride w:val="1"/>
@@ -5342,74 +5607,11 @@
       <w:startOverride w:val="1"/>
     </w:lvlOverride>
   </w:num>
-  <w:num w:numId="1012">
-    <w:abstractNumId w:val="991"/>
-  </w:num>
-  <w:num w:numId="1013">
-    <w:abstractNumId w:val="99411"/>
-    <w:lvlOverride w:ilvl="0">
-      <w:startOverride w:val="1"/>
-    </w:lvlOverride>
-    <w:lvlOverride w:ilvl="1">
-      <w:startOverride w:val="1"/>
-    </w:lvlOverride>
-    <w:lvlOverride w:ilvl="2">
-      <w:startOverride w:val="1"/>
-    </w:lvlOverride>
-    <w:lvlOverride w:ilvl="3">
-      <w:startOverride w:val="1"/>
-    </w:lvlOverride>
-    <w:lvlOverride w:ilvl="4">
-      <w:startOverride w:val="1"/>
-    </w:lvlOverride>
-    <w:lvlOverride w:ilvl="5">
-      <w:startOverride w:val="1"/>
-    </w:lvlOverride>
-    <w:lvlOverride w:ilvl="6">
-      <w:startOverride w:val="1"/>
-    </w:lvlOverride>
-    <w:lvlOverride w:ilvl="7">
-      <w:startOverride w:val="1"/>
-    </w:lvlOverride>
-    <w:lvlOverride w:ilvl="8">
-      <w:startOverride w:val="1"/>
-    </w:lvlOverride>
-  </w:num>
-  <w:num w:numId="1014">
-    <w:abstractNumId w:val="991"/>
-  </w:num>
   <w:num w:numId="1015">
     <w:abstractNumId w:val="991"/>
   </w:num>
   <w:num w:numId="1016">
-    <w:abstractNumId w:val="99411"/>
-    <w:lvlOverride w:ilvl="0">
-      <w:startOverride w:val="1"/>
-    </w:lvlOverride>
-    <w:lvlOverride w:ilvl="1">
-      <w:startOverride w:val="1"/>
-    </w:lvlOverride>
-    <w:lvlOverride w:ilvl="2">
-      <w:startOverride w:val="1"/>
-    </w:lvlOverride>
-    <w:lvlOverride w:ilvl="3">
-      <w:startOverride w:val="1"/>
-    </w:lvlOverride>
-    <w:lvlOverride w:ilvl="4">
-      <w:startOverride w:val="1"/>
-    </w:lvlOverride>
-    <w:lvlOverride w:ilvl="5">
-      <w:startOverride w:val="1"/>
-    </w:lvlOverride>
-    <w:lvlOverride w:ilvl="6">
-      <w:startOverride w:val="1"/>
-    </w:lvlOverride>
-    <w:lvlOverride w:ilvl="7">
-      <w:startOverride w:val="1"/>
-    </w:lvlOverride>
-    <w:lvlOverride w:ilvl="8">
-      <w:startOverride w:val="1"/>
-    </w:lvlOverride>
+    <w:abstractNumId w:val="991"/>
   </w:num>
   <w:num w:numId="1017">
     <w:abstractNumId w:val="99411"/>
@@ -5442,6 +5644,36 @@
     </w:lvlOverride>
   </w:num>
   <w:num w:numId="1018">
+    <w:abstractNumId w:val="99411"/>
+    <w:lvlOverride w:ilvl="0">
+      <w:startOverride w:val="1"/>
+    </w:lvlOverride>
+    <w:lvlOverride w:ilvl="1">
+      <w:startOverride w:val="1"/>
+    </w:lvlOverride>
+    <w:lvlOverride w:ilvl="2">
+      <w:startOverride w:val="1"/>
+    </w:lvlOverride>
+    <w:lvlOverride w:ilvl="3">
+      <w:startOverride w:val="1"/>
+    </w:lvlOverride>
+    <w:lvlOverride w:ilvl="4">
+      <w:startOverride w:val="1"/>
+    </w:lvlOverride>
+    <w:lvlOverride w:ilvl="5">
+      <w:startOverride w:val="1"/>
+    </w:lvlOverride>
+    <w:lvlOverride w:ilvl="6">
+      <w:startOverride w:val="1"/>
+    </w:lvlOverride>
+    <w:lvlOverride w:ilvl="7">
+      <w:startOverride w:val="1"/>
+    </w:lvlOverride>
+    <w:lvlOverride w:ilvl="8">
+      <w:startOverride w:val="1"/>
+    </w:lvlOverride>
+  </w:num>
+  <w:num w:numId="1019">
     <w:abstractNumId w:val="991"/>
   </w:num>
 </w:numbering>
